--- a/materials/Шаблон.docx
+++ b/materials/Шаблон.docx
@@ -5,15 +5,8 @@
     <w:p>
       <w:pPr>
         <w:jc w:val="center"/>
-        <w:rPr>
-          <w:lang w:val="en-US"/>
-        </w:rPr>
       </w:pPr>
       <w:r>
-        <w:rPr>
-          <w:noProof/>
-          <w:lang w:val="en-US"/>
-        </w:rPr>
         <w:t>{{COMPANY_LOGO}}</w:t>
       </w:r>
     </w:p>
@@ -22,13 +15,13 @@
         <w:spacing w:after="0" w:line="240" w:lineRule="auto"/>
         <w:jc w:val="center"/>
         <w:rPr>
-          <w:rFonts w:ascii="Times New Roman" w:hAnsi="Times New Roman" w:cs="Times New Roman"/>
+          <w:rFonts w:ascii="Times New Roman" w:eastAsia="Times New Roman" w:hAnsi="Times New Roman" w:cs="Times New Roman"/>
           <w:lang w:val="en-US"/>
         </w:rPr>
       </w:pPr>
       <w:r>
         <w:rPr>
-          <w:rFonts w:ascii="Times New Roman" w:hAnsi="Times New Roman" w:cs="Times New Roman"/>
+          <w:rFonts w:ascii="Times New Roman" w:hAnsi="Times New Roman"/>
           <w:lang w:val="en-US"/>
         </w:rPr>
         <w:t>{{COMPANY_NAME}}</w:t>
@@ -39,71 +32,34 @@
         <w:spacing w:after="0" w:line="240" w:lineRule="auto"/>
         <w:jc w:val="center"/>
         <w:rPr>
-          <w:rFonts w:ascii="Times New Roman" w:hAnsi="Times New Roman" w:cs="Times New Roman"/>
-          <w:color w:val="000000"/>
+          <w:rFonts w:ascii="Times New Roman" w:eastAsia="Times New Roman" w:hAnsi="Times New Roman" w:cs="Times New Roman"/>
+        </w:rPr>
+      </w:pPr>
+      <w:r>
+        <w:rPr>
+          <w:rFonts w:ascii="Times New Roman" w:hAnsi="Times New Roman"/>
+        </w:rPr>
+        <w:t>Телефон</w:t>
+      </w:r>
+      <w:r>
+        <w:rPr>
+          <w:rFonts w:ascii="Times New Roman" w:hAnsi="Times New Roman"/>
           <w:lang w:val="en-US"/>
         </w:rPr>
-      </w:pPr>
-      <w:r>
-        <w:rPr>
-          <w:rFonts w:ascii="Times New Roman" w:hAnsi="Times New Roman" w:cs="Times New Roman"/>
-          <w:color w:val="000000"/>
-        </w:rPr>
-        <w:t>Телефон</w:t>
-      </w:r>
-      <w:r>
-        <w:rPr>
-          <w:rFonts w:ascii="Times New Roman" w:hAnsi="Times New Roman" w:cs="Times New Roman"/>
-          <w:color w:val="000000"/>
+        <w:t xml:space="preserve"> {{PHONE}}, </w:t>
+      </w:r>
+      <w:r>
+        <w:rPr>
+          <w:rFonts w:ascii="Times New Roman" w:hAnsi="Times New Roman"/>
+        </w:rPr>
+        <w:t>Факс</w:t>
+      </w:r>
+      <w:r>
+        <w:rPr>
+          <w:rFonts w:ascii="Times New Roman" w:hAnsi="Times New Roman"/>
           <w:lang w:val="en-US"/>
         </w:rPr>
-        <w:t xml:space="preserve"> </w:t>
-      </w:r>
-      <w:r>
-        <w:rPr>
-          <w:rFonts w:ascii="Times New Roman" w:hAnsi="Times New Roman" w:cs="Times New Roman"/>
-          <w:color w:val="000000"/>
-          <w:lang w:val="en-US"/>
-        </w:rPr>
-        <w:t>{{PHONE}}</w:t>
-      </w:r>
-      <w:r>
-        <w:rPr>
-          <w:rFonts w:ascii="Times New Roman" w:hAnsi="Times New Roman" w:cs="Times New Roman"/>
-          <w:color w:val="000000"/>
-          <w:lang w:val="en-US"/>
-        </w:rPr>
-        <w:t xml:space="preserve">, </w:t>
-      </w:r>
-      <w:r>
-        <w:rPr>
-          <w:rFonts w:ascii="Times New Roman" w:hAnsi="Times New Roman" w:cs="Times New Roman"/>
-          <w:color w:val="000000"/>
-        </w:rPr>
-        <w:t>Ф</w:t>
-      </w:r>
-      <w:r>
-        <w:rPr>
-          <w:rFonts w:ascii="Times New Roman" w:hAnsi="Times New Roman" w:cs="Times New Roman"/>
-          <w:color w:val="000000"/>
-        </w:rPr>
-        <w:t>акс</w:t>
-      </w:r>
-      <w:r>
-        <w:rPr>
-          <w:rFonts w:ascii="Times New Roman" w:hAnsi="Times New Roman" w:cs="Times New Roman"/>
-          <w:color w:val="000000"/>
-          <w:lang w:val="en-US"/>
-        </w:rPr>
-        <w:t xml:space="preserve"> </w:t>
-      </w:r>
-      <w:r>
-        <w:rPr>
-          <w:rFonts w:ascii="Times New Roman" w:hAnsi="Times New Roman" w:cs="Times New Roman"/>
-          <w:color w:val="000000"/>
-          <w:lang w:val="en-US"/>
-        </w:rPr>
-        <w:t>{{FAX}}</w:t>
+        <w:t xml:space="preserve"> {{FAX}}</w:t>
       </w:r>
     </w:p>
     <w:p>
@@ -111,48 +67,46 @@
         <w:spacing w:after="0" w:line="240" w:lineRule="auto"/>
         <w:jc w:val="center"/>
         <w:rPr>
-          <w:rFonts w:ascii="Times New Roman" w:hAnsi="Times New Roman" w:cs="Times New Roman"/>
-          <w:color w:val="000000"/>
+          <w:rFonts w:ascii="Times New Roman" w:eastAsia="Times New Roman" w:hAnsi="Times New Roman" w:cs="Times New Roman"/>
+        </w:rPr>
+      </w:pPr>
+      <w:r>
+        <w:rPr>
+          <w:rFonts w:ascii="Times New Roman" w:hAnsi="Times New Roman"/>
           <w:lang w:val="en-US"/>
         </w:rPr>
-      </w:pPr>
-      <w:r>
-        <w:rPr>
-          <w:rFonts w:ascii="Times New Roman" w:hAnsi="Times New Roman" w:cs="Times New Roman"/>
-          <w:color w:val="000000"/>
+        <w:t>E</w:t>
+      </w:r>
+      <w:r>
+        <w:rPr>
+          <w:rFonts w:ascii="Times New Roman" w:hAnsi="Times New Roman"/>
+        </w:rPr>
+        <w:t>-</w:t>
+      </w:r>
+      <w:r>
+        <w:rPr>
+          <w:rFonts w:ascii="Times New Roman" w:hAnsi="Times New Roman"/>
           <w:lang w:val="en-US"/>
         </w:rPr>
-        <w:t>E</w:t>
-      </w:r>
-      <w:r>
-        <w:rPr>
-          <w:rFonts w:ascii="Times New Roman" w:hAnsi="Times New Roman" w:cs="Times New Roman"/>
-          <w:color w:val="000000"/>
+        <w:t>mail</w:t>
+      </w:r>
+      <w:r>
+        <w:rPr>
+          <w:rFonts w:ascii="Times New Roman" w:hAnsi="Times New Roman"/>
+        </w:rPr>
+        <w:t xml:space="preserve">: </w:t>
+      </w:r>
+      <w:r>
+        <w:t>{{</w:t>
+      </w:r>
+      <w:r>
+        <w:rPr>
           <w:lang w:val="en-US"/>
         </w:rPr>
-        <w:t>-</w:t>
-      </w:r>
-      <w:r>
-        <w:rPr>
-          <w:rFonts w:ascii="Times New Roman" w:hAnsi="Times New Roman" w:cs="Times New Roman"/>
-          <w:color w:val="000000"/>
-          <w:lang w:val="en-US"/>
-        </w:rPr>
-        <w:t>mail</w:t>
-      </w:r>
-      <w:r>
-        <w:rPr>
-          <w:rFonts w:ascii="Times New Roman" w:hAnsi="Times New Roman" w:cs="Times New Roman"/>
-          <w:color w:val="000000"/>
-          <w:lang w:val="en-US"/>
-        </w:rPr>
-        <w:t xml:space="preserve">: </w:t>
-      </w:r>
-      <w:r>
-        <w:rPr>
-          <w:lang w:val="en-US"/>
-        </w:rPr>
-        <w:t>{{EMAIL}}</w:t>
+        <w:t>EMAIL</w:t>
+      </w:r>
+      <w:r>
+        <w:t>}}</w:t>
       </w:r>
     </w:p>
     <w:p>
@@ -160,64 +114,58 @@
         <w:spacing w:after="0" w:line="240" w:lineRule="auto"/>
         <w:jc w:val="center"/>
         <w:rPr>
-          <w:rFonts w:ascii="Times New Roman" w:hAnsi="Times New Roman" w:cs="Times New Roman"/>
-          <w:color w:val="000000"/>
+          <w:rFonts w:ascii="Times New Roman" w:eastAsia="Times New Roman" w:hAnsi="Times New Roman" w:cs="Times New Roman"/>
+        </w:rPr>
+      </w:pPr>
+      <w:r>
+        <w:rPr>
+          <w:rFonts w:ascii="Times New Roman" w:hAnsi="Times New Roman"/>
+        </w:rPr>
+        <w:t>ОКПО</w:t>
+      </w:r>
+      <w:r>
+        <w:rPr>
+          <w:rFonts w:ascii="Times New Roman" w:hAnsi="Times New Roman"/>
+        </w:rPr>
+        <w:t xml:space="preserve"> {{</w:t>
+      </w:r>
+      <w:r>
+        <w:rPr>
+          <w:rFonts w:ascii="Times New Roman" w:hAnsi="Times New Roman"/>
           <w:lang w:val="en-US"/>
         </w:rPr>
-      </w:pPr>
-      <w:r>
-        <w:rPr>
-          <w:rFonts w:ascii="Times New Roman" w:hAnsi="Times New Roman" w:cs="Times New Roman"/>
-          <w:color w:val="000000"/>
-        </w:rPr>
-        <w:t>ОКПО</w:t>
-      </w:r>
-      <w:r>
-        <w:rPr>
-          <w:rFonts w:ascii="Times New Roman" w:hAnsi="Times New Roman" w:cs="Times New Roman"/>
-          <w:color w:val="000000"/>
+        <w:t>OKPO</w:t>
+      </w:r>
+      <w:r>
+        <w:rPr>
+          <w:rFonts w:ascii="Times New Roman" w:hAnsi="Times New Roman"/>
+        </w:rPr>
+        <w:t xml:space="preserve">}}, </w:t>
+      </w:r>
+      <w:r>
+        <w:rPr>
+          <w:rFonts w:ascii="Times New Roman" w:hAnsi="Times New Roman"/>
+        </w:rPr>
+        <w:t>ОГРН</w:t>
+      </w:r>
+      <w:r>
+        <w:rPr>
+          <w:rFonts w:ascii="Times New Roman" w:hAnsi="Times New Roman"/>
+        </w:rPr>
+        <w:t xml:space="preserve"> {{</w:t>
+      </w:r>
+      <w:r>
+        <w:rPr>
+          <w:rFonts w:ascii="Times New Roman" w:hAnsi="Times New Roman"/>
           <w:lang w:val="en-US"/>
         </w:rPr>
-        <w:t xml:space="preserve"> </w:t>
-      </w:r>
-      <w:r>
-        <w:rPr>
-          <w:rFonts w:ascii="Times New Roman" w:hAnsi="Times New Roman" w:cs="Times New Roman"/>
-          <w:color w:val="000000"/>
-          <w:lang w:val="en-US"/>
-        </w:rPr>
-        <w:t>{{OKPO}}</w:t>
-      </w:r>
-      <w:r>
-        <w:rPr>
-          <w:rFonts w:ascii="Times New Roman" w:hAnsi="Times New Roman" w:cs="Times New Roman"/>
-          <w:color w:val="000000"/>
-          <w:lang w:val="en-US"/>
-        </w:rPr>
-        <w:t xml:space="preserve">, </w:t>
-      </w:r>
-      <w:r>
-        <w:rPr>
-          <w:rFonts w:ascii="Times New Roman" w:hAnsi="Times New Roman" w:cs="Times New Roman"/>
-          <w:color w:val="000000"/>
-        </w:rPr>
-        <w:t>ОГРН</w:t>
-      </w:r>
-      <w:r>
-        <w:rPr>
-          <w:rFonts w:ascii="Times New Roman" w:hAnsi="Times New Roman" w:cs="Times New Roman"/>
-          <w:color w:val="000000"/>
-          <w:lang w:val="en-US"/>
-        </w:rPr>
-        <w:t xml:space="preserve"> </w:t>
-      </w:r>
-      <w:r>
-        <w:rPr>
-          <w:rFonts w:ascii="Times New Roman" w:hAnsi="Times New Roman" w:cs="Times New Roman"/>
-          <w:color w:val="000000"/>
-          <w:lang w:val="en-US"/>
-        </w:rPr>
-        <w:t>{{OGRN}}</w:t>
+        <w:t>OGRN</w:t>
+      </w:r>
+      <w:r>
+        <w:rPr>
+          <w:rFonts w:ascii="Times New Roman" w:hAnsi="Times New Roman"/>
+        </w:rPr>
+        <w:t>}}</w:t>
       </w:r>
     </w:p>
     <w:p>
@@ -225,99 +173,86 @@
         <w:spacing w:after="0" w:line="240" w:lineRule="auto"/>
         <w:jc w:val="center"/>
         <w:rPr>
-          <w:rFonts w:ascii="Times New Roman" w:hAnsi="Times New Roman" w:cs="Times New Roman"/>
-          <w:color w:val="000000"/>
+          <w:rFonts w:ascii="Times New Roman" w:eastAsia="Times New Roman" w:hAnsi="Times New Roman" w:cs="Times New Roman"/>
+        </w:rPr>
+      </w:pPr>
+      <w:r>
+        <w:rPr>
+          <w:rFonts w:ascii="Times New Roman" w:hAnsi="Times New Roman"/>
+        </w:rPr>
+        <w:t>ИНН</w:t>
+      </w:r>
+      <w:r>
+        <w:rPr>
+          <w:rFonts w:ascii="Times New Roman" w:hAnsi="Times New Roman"/>
           <w:lang w:val="en-US"/>
         </w:rPr>
-      </w:pPr>
-      <w:r>
-        <w:rPr>
-          <w:rFonts w:ascii="Times New Roman" w:hAnsi="Times New Roman" w:cs="Times New Roman"/>
-          <w:color w:val="000000"/>
-        </w:rPr>
-        <w:t>ИНН</w:t>
-      </w:r>
-      <w:r>
-        <w:rPr>
-          <w:rFonts w:ascii="Times New Roman" w:hAnsi="Times New Roman" w:cs="Times New Roman"/>
-          <w:color w:val="000000"/>
+        <w:t xml:space="preserve"> {{INN}}, </w:t>
+      </w:r>
+      <w:r>
+        <w:rPr>
+          <w:rFonts w:ascii="Times New Roman" w:hAnsi="Times New Roman"/>
+        </w:rPr>
+        <w:t>КПП</w:t>
+      </w:r>
+      <w:r>
+        <w:rPr>
+          <w:rFonts w:ascii="Times New Roman" w:hAnsi="Times New Roman"/>
           <w:lang w:val="en-US"/>
         </w:rPr>
-        <w:t xml:space="preserve"> </w:t>
-      </w:r>
-      <w:r>
-        <w:rPr>
-          <w:rFonts w:ascii="Times New Roman" w:hAnsi="Times New Roman" w:cs="Times New Roman"/>
-          <w:color w:val="000000"/>
-          <w:lang w:val="en-US"/>
-        </w:rPr>
-        <w:t>{{INN}}</w:t>
-      </w:r>
-      <w:r>
-        <w:rPr>
-          <w:rFonts w:ascii="Times New Roman" w:hAnsi="Times New Roman" w:cs="Times New Roman"/>
-          <w:color w:val="000000"/>
-          <w:lang w:val="en-US"/>
-        </w:rPr>
-        <w:t xml:space="preserve">, </w:t>
-      </w:r>
-      <w:r>
-        <w:rPr>
-          <w:rFonts w:ascii="Times New Roman" w:hAnsi="Times New Roman" w:cs="Times New Roman"/>
-          <w:color w:val="000000"/>
-        </w:rPr>
-        <w:t>КПП</w:t>
-      </w:r>
-      <w:r>
-        <w:rPr>
-          <w:rFonts w:ascii="Times New Roman" w:hAnsi="Times New Roman" w:cs="Times New Roman"/>
-          <w:color w:val="000000"/>
-          <w:lang w:val="en-US"/>
-        </w:rPr>
-        <w:t xml:space="preserve"> </w:t>
-      </w:r>
-      <w:r>
-        <w:rPr>
-          <w:rFonts w:ascii="Times New Roman" w:hAnsi="Times New Roman" w:cs="Times New Roman"/>
-          <w:color w:val="000000"/>
-          <w:lang w:val="en-US"/>
-        </w:rPr>
-        <w:t>{{KPP}}</w:t>
+        <w:t xml:space="preserve"> {{KPP}}</w:t>
       </w:r>
     </w:p>
     <w:p>
       <w:pPr>
         <w:spacing w:after="0" w:line="240" w:lineRule="auto"/>
         <w:rPr>
-          <w:rFonts w:ascii="Times New Roman" w:hAnsi="Times New Roman" w:cs="Times New Roman"/>
-          <w:color w:val="000000"/>
+          <w:rFonts w:ascii="Times New Roman" w:eastAsia="Times New Roman" w:hAnsi="Times New Roman" w:cs="Times New Roman"/>
           <w:lang w:val="en-US"/>
         </w:rPr>
       </w:pPr>
     </w:p>
     <w:tbl>
       <w:tblPr>
-        <w:tblStyle w:val="a5"/>
-        <w:tblW w:w="0" w:type="auto"/>
+        <w:tblStyle w:val="TableNormal"/>
+        <w:tblW w:w="9739" w:type="dxa"/>
+        <w:tblInd w:w="324" w:type="dxa"/>
         <w:tblBorders>
-          <w:top w:val="none" w:sz="0" w:space="0" w:color="auto"/>
-          <w:left w:val="none" w:sz="0" w:space="0" w:color="auto"/>
-          <w:bottom w:val="none" w:sz="0" w:space="0" w:color="auto"/>
-          <w:right w:val="none" w:sz="0" w:space="0" w:color="auto"/>
-          <w:insideH w:val="none" w:sz="0" w:space="0" w:color="auto"/>
-          <w:insideV w:val="none" w:sz="0" w:space="0" w:color="auto"/>
+          <w:top w:val="single" w:sz="8" w:space="0" w:color="FFFFFF"/>
+          <w:left w:val="single" w:sz="8" w:space="0" w:color="FFFFFF"/>
+          <w:bottom w:val="single" w:sz="8" w:space="0" w:color="FFFFFF"/>
+          <w:right w:val="single" w:sz="8" w:space="0" w:color="FFFFFF"/>
+          <w:insideH w:val="single" w:sz="8" w:space="0" w:color="FFFFFF"/>
+          <w:insideV w:val="single" w:sz="8" w:space="0" w:color="FFFFFF"/>
         </w:tblBorders>
+        <w:shd w:val="clear" w:color="auto" w:fill="CDD4E9"/>
+        <w:tblLayout w:type="fixed"/>
         <w:tblLook w:val="04A0" w:firstRow="1" w:lastRow="0" w:firstColumn="1" w:lastColumn="0" w:noHBand="0" w:noVBand="1"/>
       </w:tblPr>
       <w:tblGrid>
-        <w:gridCol w:w="3245"/>
-        <w:gridCol w:w="3245"/>
         <w:gridCol w:w="3246"/>
+        <w:gridCol w:w="3246"/>
+        <w:gridCol w:w="3247"/>
       </w:tblGrid>
       <w:tr>
+        <w:trPr>
+          <w:trHeight w:val="1505"/>
+        </w:trPr>
         <w:tc>
           <w:tcPr>
-            <w:tcW w:w="3245" w:type="dxa"/>
+            <w:tcW w:w="3246" w:type="dxa"/>
+            <w:tcBorders>
+              <w:top w:val="nil"/>
+              <w:left w:val="nil"/>
+              <w:bottom w:val="nil"/>
+              <w:right w:val="nil"/>
+            </w:tcBorders>
+            <w:tcMar>
+              <w:top w:w="80" w:type="dxa"/>
+              <w:left w:w="80" w:type="dxa"/>
+              <w:bottom w:w="80" w:type="dxa"/>
+              <w:right w:w="80" w:type="dxa"/>
+            </w:tcMar>
           </w:tcPr>
           <w:p>
             <w:pPr>
@@ -332,53 +267,12 @@
               <w:rPr>
                 <w:lang w:val="en-US"/>
               </w:rPr>
-              <w:t xml:space="preserve"> </w:t>
-            </w:r>
-            <w:r>
-              <w:rPr>
-                <w:lang w:val="en-US"/>
-              </w:rPr>
-              <w:t>{{</w:t>
-            </w:r>
-            <w:r>
-              <w:rPr>
-                <w:lang w:val="en-US"/>
-              </w:rPr>
-              <w:t>FILL</w:t>
-            </w:r>
-            <w:r>
-              <w:rPr>
-                <w:lang w:val="en-US"/>
-              </w:rPr>
-              <w:t>_</w:t>
-            </w:r>
-            <w:r>
-              <w:rPr>
-                <w:lang w:val="en-US"/>
-              </w:rPr>
-              <w:t>DATE</w:t>
-            </w:r>
-            <w:r>
-              <w:rPr>
-                <w:lang w:val="en-US"/>
-              </w:rPr>
-              <w:t>}}</w:t>
-            </w:r>
-            <w:r>
-              <w:rPr>
-                <w:lang w:val="en-US"/>
-              </w:rPr>
-              <w:t xml:space="preserve"> № </w:t>
-            </w:r>
-            <w:r>
-              <w:rPr>
-                <w:lang w:val="en-US"/>
-              </w:rPr>
-              <w:t>{{OUR_LETTER_NUMBER}}</w:t>
+              <w:t xml:space="preserve"> {{FILL_DATE}} № {{OUR_LETTER_NUMBER}}</w:t>
             </w:r>
           </w:p>
           <w:p>
             <w:pPr>
+              <w:spacing w:after="0" w:line="240" w:lineRule="auto"/>
               <w:rPr>
                 <w:lang w:val="en-US"/>
               </w:rPr>
@@ -390,19 +284,7 @@
               <w:rPr>
                 <w:lang w:val="en-US"/>
               </w:rPr>
-              <w:t xml:space="preserve"> № </w:t>
-            </w:r>
-            <w:r>
-              <w:rPr>
-                <w:lang w:val="en-US"/>
-              </w:rPr>
-              <w:t>{{REPLY_LETTER_NUMBER}}</w:t>
-            </w:r>
-            <w:r>
-              <w:rPr>
-                <w:lang w:val="en-US"/>
-              </w:rPr>
-              <w:t xml:space="preserve"> </w:t>
+              <w:t xml:space="preserve"> № {{REPLY_LETTER_NUMBER}} </w:t>
             </w:r>
             <w:r>
               <w:t>от</w:t>
@@ -411,19 +293,25 @@
               <w:rPr>
                 <w:lang w:val="en-US"/>
               </w:rPr>
-              <w:t xml:space="preserve"> </w:t>
-            </w:r>
-            <w:r>
-              <w:rPr>
-                <w:lang w:val="en-US"/>
-              </w:rPr>
-              <w:t>{{REPLY_LETTER_DATE}}</w:t>
+              <w:t xml:space="preserve"> {{REPLY_LETTER_DATE}}</w:t>
             </w:r>
           </w:p>
         </w:tc>
         <w:tc>
           <w:tcPr>
-            <w:tcW w:w="3245" w:type="dxa"/>
+            <w:tcW w:w="3246" w:type="dxa"/>
+            <w:tcBorders>
+              <w:top w:val="nil"/>
+              <w:left w:val="nil"/>
+              <w:bottom w:val="nil"/>
+              <w:right w:val="nil"/>
+            </w:tcBorders>
+            <w:tcMar>
+              <w:top w:w="80" w:type="dxa"/>
+              <w:left w:w="80" w:type="dxa"/>
+              <w:bottom w:w="80" w:type="dxa"/>
+              <w:right w:w="80" w:type="dxa"/>
+            </w:tcMar>
           </w:tcPr>
           <w:p>
             <w:pPr>
@@ -435,13 +323,23 @@
         </w:tc>
         <w:tc>
           <w:tcPr>
-            <w:tcW w:w="3246" w:type="dxa"/>
+            <w:tcW w:w="3247" w:type="dxa"/>
+            <w:tcBorders>
+              <w:top w:val="nil"/>
+              <w:left w:val="nil"/>
+              <w:bottom w:val="nil"/>
+              <w:right w:val="nil"/>
+            </w:tcBorders>
+            <w:tcMar>
+              <w:top w:w="80" w:type="dxa"/>
+              <w:left w:w="80" w:type="dxa"/>
+              <w:bottom w:w="80" w:type="dxa"/>
+              <w:right w:w="80" w:type="dxa"/>
+            </w:tcMar>
           </w:tcPr>
           <w:p>
             <w:pPr>
-              <w:rPr>
-                <w:lang w:val="en-US"/>
-              </w:rPr>
+              <w:spacing w:after="0" w:line="240" w:lineRule="auto"/>
             </w:pPr>
             <w:r>
               <w:rPr>
@@ -450,11 +348,31 @@
               <w:t>{{RECIPIENT}}</w:t>
             </w:r>
           </w:p>
-          <w:p/>
         </w:tc>
       </w:tr>
     </w:tbl>
-    <w:p/>
+    <w:p>
+      <w:pPr>
+        <w:widowControl w:val="0"/>
+        <w:spacing w:after="0" w:line="240" w:lineRule="auto"/>
+        <w:ind w:left="216" w:hanging="216"/>
+        <w:rPr>
+          <w:rFonts w:ascii="Times New Roman" w:eastAsia="Times New Roman" w:hAnsi="Times New Roman" w:cs="Times New Roman"/>
+          <w:lang w:val="en-US"/>
+        </w:rPr>
+      </w:pPr>
+    </w:p>
+    <w:p>
+      <w:pPr>
+        <w:widowControl w:val="0"/>
+        <w:spacing w:after="0" w:line="240" w:lineRule="auto"/>
+        <w:ind w:left="108" w:hanging="108"/>
+        <w:rPr>
+          <w:rFonts w:ascii="Times New Roman" w:eastAsia="Times New Roman" w:hAnsi="Times New Roman" w:cs="Times New Roman"/>
+          <w:lang w:val="en-US"/>
+        </w:rPr>
+      </w:pPr>
+    </w:p>
     <w:p/>
     <w:p/>
     <w:p/>
@@ -503,16 +421,19 @@
     <w:p/>
     <w:tbl>
       <w:tblPr>
-        <w:tblStyle w:val="a5"/>
-        <w:tblW w:w="0" w:type="auto"/>
+        <w:tblStyle w:val="TableNormal"/>
+        <w:tblW w:w="9736" w:type="dxa"/>
+        <w:tblInd w:w="324" w:type="dxa"/>
         <w:tblBorders>
-          <w:top w:val="none" w:sz="0" w:space="0" w:color="auto"/>
-          <w:left w:val="none" w:sz="0" w:space="0" w:color="auto"/>
-          <w:bottom w:val="none" w:sz="0" w:space="0" w:color="auto"/>
-          <w:right w:val="none" w:sz="0" w:space="0" w:color="auto"/>
-          <w:insideH w:val="none" w:sz="0" w:space="0" w:color="auto"/>
-          <w:insideV w:val="none" w:sz="0" w:space="0" w:color="auto"/>
+          <w:top w:val="single" w:sz="8" w:space="0" w:color="FFFFFF"/>
+          <w:left w:val="single" w:sz="8" w:space="0" w:color="FFFFFF"/>
+          <w:bottom w:val="single" w:sz="8" w:space="0" w:color="FFFFFF"/>
+          <w:right w:val="single" w:sz="8" w:space="0" w:color="FFFFFF"/>
+          <w:insideH w:val="single" w:sz="8" w:space="0" w:color="FFFFFF"/>
+          <w:insideV w:val="single" w:sz="8" w:space="0" w:color="FFFFFF"/>
         </w:tblBorders>
+        <w:shd w:val="clear" w:color="auto" w:fill="CDD4E9"/>
+        <w:tblLayout w:type="fixed"/>
         <w:tblLook w:val="04A0" w:firstRow="1" w:lastRow="0" w:firstColumn="1" w:lastColumn="0" w:noHBand="0" w:noVBand="1"/>
       </w:tblPr>
       <w:tblGrid>
@@ -521,16 +442,26 @@
         <w:gridCol w:w="3246"/>
       </w:tblGrid>
       <w:tr>
+        <w:trPr>
+          <w:trHeight w:val="231"/>
+        </w:trPr>
         <w:tc>
           <w:tcPr>
             <w:tcW w:w="3245" w:type="dxa"/>
+            <w:tcBorders>
+              <w:top w:val="nil"/>
+              <w:left w:val="nil"/>
+              <w:bottom w:val="nil"/>
+              <w:right w:val="nil"/>
+            </w:tcBorders>
+            <w:tcMar>
+              <w:top w:w="80" w:type="dxa"/>
+              <w:left w:w="80" w:type="dxa"/>
+              <w:bottom w:w="80" w:type="dxa"/>
+              <w:right w:w="80" w:type="dxa"/>
+            </w:tcMar>
           </w:tcPr>
           <w:p>
-            <w:pPr>
-              <w:rPr>
-                <w:lang w:val="en-US"/>
-              </w:rPr>
-            </w:pPr>
             <w:r>
               <w:rPr>
                 <w:lang w:val="en-US"/>
@@ -542,18 +473,40 @@
         <w:tc>
           <w:tcPr>
             <w:tcW w:w="3245" w:type="dxa"/>
+            <w:tcBorders>
+              <w:top w:val="nil"/>
+              <w:left w:val="nil"/>
+              <w:bottom w:val="nil"/>
+              <w:right w:val="nil"/>
+            </w:tcBorders>
+            <w:tcMar>
+              <w:top w:w="80" w:type="dxa"/>
+              <w:left w:w="80" w:type="dxa"/>
+              <w:bottom w:w="80" w:type="dxa"/>
+              <w:right w:w="80" w:type="dxa"/>
+            </w:tcMar>
           </w:tcPr>
           <w:p/>
         </w:tc>
         <w:tc>
           <w:tcPr>
             <w:tcW w:w="3246" w:type="dxa"/>
+            <w:tcBorders>
+              <w:top w:val="nil"/>
+              <w:left w:val="nil"/>
+              <w:bottom w:val="nil"/>
+              <w:right w:val="nil"/>
+            </w:tcBorders>
+            <w:tcMar>
+              <w:top w:w="80" w:type="dxa"/>
+              <w:left w:w="80" w:type="dxa"/>
+              <w:bottom w:w="80" w:type="dxa"/>
+              <w:right w:w="80" w:type="dxa"/>
+            </w:tcMar>
           </w:tcPr>
           <w:p>
             <w:pPr>
-              <w:rPr>
-                <w:lang w:val="en-US"/>
-              </w:rPr>
+              <w:spacing w:after="0" w:line="240" w:lineRule="auto"/>
             </w:pPr>
             <w:r>
               <w:rPr>
@@ -565,61 +518,182 @@
         </w:tc>
       </w:tr>
       <w:tr>
+        <w:trPr>
+          <w:trHeight w:val="231"/>
+        </w:trPr>
         <w:tc>
           <w:tcPr>
             <w:tcW w:w="3245" w:type="dxa"/>
+            <w:tcBorders>
+              <w:top w:val="nil"/>
+              <w:left w:val="nil"/>
+              <w:bottom w:val="nil"/>
+              <w:right w:val="nil"/>
+            </w:tcBorders>
+            <w:tcMar>
+              <w:top w:w="80" w:type="dxa"/>
+              <w:left w:w="80" w:type="dxa"/>
+              <w:bottom w:w="80" w:type="dxa"/>
+              <w:right w:w="80" w:type="dxa"/>
+            </w:tcMar>
           </w:tcPr>
           <w:p/>
         </w:tc>
         <w:tc>
           <w:tcPr>
             <w:tcW w:w="3245" w:type="dxa"/>
+            <w:tcBorders>
+              <w:top w:val="nil"/>
+              <w:left w:val="nil"/>
+              <w:bottom w:val="nil"/>
+              <w:right w:val="nil"/>
+            </w:tcBorders>
+            <w:tcMar>
+              <w:top w:w="80" w:type="dxa"/>
+              <w:left w:w="80" w:type="dxa"/>
+              <w:bottom w:w="80" w:type="dxa"/>
+              <w:right w:w="80" w:type="dxa"/>
+            </w:tcMar>
           </w:tcPr>
           <w:p/>
         </w:tc>
         <w:tc>
           <w:tcPr>
             <w:tcW w:w="3246" w:type="dxa"/>
+            <w:tcBorders>
+              <w:top w:val="nil"/>
+              <w:left w:val="nil"/>
+              <w:bottom w:val="nil"/>
+              <w:right w:val="nil"/>
+            </w:tcBorders>
+            <w:tcMar>
+              <w:top w:w="80" w:type="dxa"/>
+              <w:left w:w="80" w:type="dxa"/>
+              <w:bottom w:w="80" w:type="dxa"/>
+              <w:right w:w="80" w:type="dxa"/>
+            </w:tcMar>
           </w:tcPr>
           <w:p/>
         </w:tc>
       </w:tr>
     </w:tbl>
+    <w:p>
+      <w:r>
+        <w:rPr>
+          <w:lang w:val="en-US"/>
+        </w:rPr>
+        <w:t>{{ATTACHMENTS_LIST}}</w:t>
+      </w:r>
+    </w:p>
+    <w:p>
+      <w:r>
+        <w:t>Подпись</w:t>
+      </w:r>
+      <w:r>
+        <w:rPr>
+          <w:lang w:val="en-US"/>
+        </w:rPr>
+        <w:t xml:space="preserve"> {{SIGNATURE}}</w:t>
+      </w:r>
+    </w:p>
+    <w:p/>
+    <w:p/>
+    <w:p/>
+    <w:p/>
     <w:p/>
     <w:p>
       <w:pPr>
+        <w:jc w:val="center"/>
         <w:rPr>
           <w:lang w:val="en-US"/>
         </w:rPr>
       </w:pPr>
       <w:r>
-        <w:t>П</w:t>
-      </w:r>
-      <w:r>
-        <w:t>одпись</w:t>
-      </w:r>
-      <w:r>
         <w:rPr>
           <w:lang w:val="en-US"/>
         </w:rPr>
-        <w:t xml:space="preserve"> </w:t>
-      </w:r>
-      <w:r>
-        <w:rPr>
-          <w:lang w:val="en-US"/>
-        </w:rPr>
-        <w:t>{{SIGNATURE}}</w:t>
+        <w:t>{{ATTACHMENTS_SECTION}}</w:t>
       </w:r>
     </w:p>
-    <w:p/>
     <w:sectPr>
-      <w:pgSz w:w="11906" w:h="16838"/>
+      <w:headerReference w:type="default" r:id="rId6"/>
+      <w:footerReference w:type="default" r:id="rId7"/>
+      <w:pgSz w:w="11900" w:h="16840"/>
       <w:pgMar w:top="1440" w:right="1080" w:bottom="1440" w:left="1080" w:header="708" w:footer="708" w:gutter="0"/>
-      <w:cols w:space="708"/>
-      <w:docGrid w:linePitch="360"/>
+      <w:cols w:space="720"/>
     </w:sectPr>
   </w:body>
 </w:document>
+</file>
+
+<file path=word/endnotes.xml><?xml version="1.0" encoding="utf-8"?>
+<w:endnotes xmlns:wpc="http://schemas.microsoft.com/office/word/2010/wordprocessingCanvas" xmlns:cx="http://schemas.microsoft.com/office/drawing/2014/chartex" xmlns:cx1="http://schemas.microsoft.com/office/drawing/2015/9/8/chartex" xmlns:cx2="http://schemas.microsoft.com/office/drawing/2015/10/21/chartex" xmlns:cx3="http://schemas.microsoft.com/office/drawing/2016/5/9/chartex" xmlns:cx4="http://schemas.microsoft.com/office/drawing/2016/5/10/chartex" xmlns:cx5="http://schemas.microsoft.com/office/drawing/2016/5/11/chartex" xmlns:cx6="http://schemas.microsoft.com/office/drawing/2016/5/12/chartex" xmlns:cx7="http://schemas.microsoft.com/office/drawing/2016/5/13/chartex" xmlns:cx8="http://schemas.microsoft.com/office/drawing/2016/5/14/chartex" xmlns:mc="http://schemas.openxmlformats.org/markup-compatibility/2006" xmlns:aink="http://schemas.microsoft.com/office/drawing/2016/ink" xmlns:am3d="http://schemas.microsoft.com/office/drawing/2017/model3d" xmlns:o="urn:schemas-microsoft-com:office:office" xmlns:oel="http://schemas.microsoft.com/office/2019/extlst" xmlns:r="http://schemas.openxmlformats.org/officeDocument/2006/relationships" xmlns:m="http://schemas.openxmlformats.org/officeDocument/2006/math" xmlns:v="urn:schemas-microsoft-com:vml" xmlns:wp14="http://schemas.microsoft.com/office/word/2010/wordprocessingDrawing" xmlns:wp="http://schemas.openxmlformats.org/drawingml/2006/wordprocessingDrawing" xmlns:w10="urn:schemas-microsoft-com:office:word" xmlns:w="http://schemas.openxmlformats.org/wordprocessingml/2006/main" xmlns:w14="http://schemas.microsoft.com/office/word/2010/wordml" xmlns:w15="http://schemas.microsoft.com/office/word/2012/wordml" xmlns:w16cex="http://schemas.microsoft.com/office/word/2018/wordml/cex" xmlns:w16cid="http://schemas.microsoft.com/office/word/2016/wordml/cid" xmlns:w16="http://schemas.microsoft.com/office/word/2018/wordml" xmlns:w16du="http://schemas.microsoft.com/office/word/2023/wordml/word16du" xmlns:w16sdtdh="http://schemas.microsoft.com/office/word/2020/wordml/sdtdatahash" xmlns:w16sdtfl="http://schemas.microsoft.com/office/word/2024/wordml/sdtformatlock" xmlns:w16se="http://schemas.microsoft.com/office/word/2015/wordml/symex" xmlns:wpg="http://schemas.microsoft.com/office/word/2010/wordprocessingGroup" xmlns:wpi="http://schemas.microsoft.com/office/word/2010/wordprocessingInk" xmlns:wne="http://schemas.microsoft.com/office/word/2006/wordml" xmlns:wps="http://schemas.microsoft.com/office/word/2010/wordprocessingShape" mc:Ignorable="w14 w15 w16se w16cid w16 w16cex w16sdtdh w16sdtfl w16du wp14">
+  <w:endnote w:type="separator" w:id="-1">
+    <w:p>
+      <w:pPr>
+        <w:spacing w:after="0" w:line="240" w:lineRule="auto"/>
+      </w:pPr>
+      <w:r>
+        <w:separator/>
+      </w:r>
+    </w:p>
+  </w:endnote>
+  <w:endnote w:type="continuationSeparator" w:id="0">
+    <w:p>
+      <w:pPr>
+        <w:spacing w:after="0" w:line="240" w:lineRule="auto"/>
+      </w:pPr>
+      <w:r>
+        <w:continuationSeparator/>
+      </w:r>
+    </w:p>
+  </w:endnote>
+</w:endnotes>
+</file>
+
+<file path=word/footer1.xml><?xml version="1.0" encoding="utf-8"?>
+<w:ftr xmlns:wpc="http://schemas.microsoft.com/office/word/2010/wordprocessingCanvas" xmlns:cx="http://schemas.microsoft.com/office/drawing/2014/chartex" xmlns:cx1="http://schemas.microsoft.com/office/drawing/2015/9/8/chartex" xmlns:cx2="http://schemas.microsoft.com/office/drawing/2015/10/21/chartex" xmlns:cx3="http://schemas.microsoft.com/office/drawing/2016/5/9/chartex" xmlns:cx4="http://schemas.microsoft.com/office/drawing/2016/5/10/chartex" xmlns:cx5="http://schemas.microsoft.com/office/drawing/2016/5/11/chartex" xmlns:cx6="http://schemas.microsoft.com/office/drawing/2016/5/12/chartex" xmlns:cx7="http://schemas.microsoft.com/office/drawing/2016/5/13/chartex" xmlns:cx8="http://schemas.microsoft.com/office/drawing/2016/5/14/chartex" xmlns:mc="http://schemas.openxmlformats.org/markup-compatibility/2006" xmlns:aink="http://schemas.microsoft.com/office/drawing/2016/ink" xmlns:am3d="http://schemas.microsoft.com/office/drawing/2017/model3d" xmlns:o="urn:schemas-microsoft-com:office:office" xmlns:oel="http://schemas.microsoft.com/office/2019/extlst" xmlns:r="http://schemas.openxmlformats.org/officeDocument/2006/relationships" xmlns:m="http://schemas.openxmlformats.org/officeDocument/2006/math" xmlns:v="urn:schemas-microsoft-com:vml" xmlns:wp14="http://schemas.microsoft.com/office/word/2010/wordprocessingDrawing" xmlns:wp="http://schemas.openxmlformats.org/drawingml/2006/wordprocessingDrawing" xmlns:w10="urn:schemas-microsoft-com:office:word" xmlns:w="http://schemas.openxmlformats.org/wordprocessingml/2006/main" xmlns:w14="http://schemas.microsoft.com/office/word/2010/wordml" xmlns:w15="http://schemas.microsoft.com/office/word/2012/wordml" xmlns:w16cex="http://schemas.microsoft.com/office/word/2018/wordml/cex" xmlns:w16cid="http://schemas.microsoft.com/office/word/2016/wordml/cid" xmlns:w16="http://schemas.microsoft.com/office/word/2018/wordml" xmlns:w16du="http://schemas.microsoft.com/office/word/2023/wordml/word16du" xmlns:w16sdtdh="http://schemas.microsoft.com/office/word/2020/wordml/sdtdatahash" xmlns:w16sdtfl="http://schemas.microsoft.com/office/word/2024/wordml/sdtformatlock" xmlns:w16se="http://schemas.microsoft.com/office/word/2015/wordml/symex" xmlns:wpg="http://schemas.microsoft.com/office/word/2010/wordprocessingGroup" xmlns:wpi="http://schemas.microsoft.com/office/word/2010/wordprocessingInk" xmlns:wne="http://schemas.microsoft.com/office/word/2006/wordml" xmlns:wps="http://schemas.microsoft.com/office/word/2010/wordprocessingShape" mc:Ignorable="w14 w15 w16se w16cid w16 w16cex w16sdtdh w16sdtfl w16du wp14">
+  <w:p>
+    <w:pPr>
+      <w:pStyle w:val="a4"/>
+    </w:pPr>
+  </w:p>
+</w:ftr>
+</file>
+
+<file path=word/footnotes.xml><?xml version="1.0" encoding="utf-8"?>
+<w:footnotes xmlns:wpc="http://schemas.microsoft.com/office/word/2010/wordprocessingCanvas" xmlns:cx="http://schemas.microsoft.com/office/drawing/2014/chartex" xmlns:cx1="http://schemas.microsoft.com/office/drawing/2015/9/8/chartex" xmlns:cx2="http://schemas.microsoft.com/office/drawing/2015/10/21/chartex" xmlns:cx3="http://schemas.microsoft.com/office/drawing/2016/5/9/chartex" xmlns:cx4="http://schemas.microsoft.com/office/drawing/2016/5/10/chartex" xmlns:cx5="http://schemas.microsoft.com/office/drawing/2016/5/11/chartex" xmlns:cx6="http://schemas.microsoft.com/office/drawing/2016/5/12/chartex" xmlns:cx7="http://schemas.microsoft.com/office/drawing/2016/5/13/chartex" xmlns:cx8="http://schemas.microsoft.com/office/drawing/2016/5/14/chartex" xmlns:mc="http://schemas.openxmlformats.org/markup-compatibility/2006" xmlns:aink="http://schemas.microsoft.com/office/drawing/2016/ink" xmlns:am3d="http://schemas.microsoft.com/office/drawing/2017/model3d" xmlns:o="urn:schemas-microsoft-com:office:office" xmlns:oel="http://schemas.microsoft.com/office/2019/extlst" xmlns:r="http://schemas.openxmlformats.org/officeDocument/2006/relationships" xmlns:m="http://schemas.openxmlformats.org/officeDocument/2006/math" xmlns:v="urn:schemas-microsoft-com:vml" xmlns:wp14="http://schemas.microsoft.com/office/word/2010/wordprocessingDrawing" xmlns:wp="http://schemas.openxmlformats.org/drawingml/2006/wordprocessingDrawing" xmlns:w10="urn:schemas-microsoft-com:office:word" xmlns:w="http://schemas.openxmlformats.org/wordprocessingml/2006/main" xmlns:w14="http://schemas.microsoft.com/office/word/2010/wordml" xmlns:w15="http://schemas.microsoft.com/office/word/2012/wordml" xmlns:w16cex="http://schemas.microsoft.com/office/word/2018/wordml/cex" xmlns:w16cid="http://schemas.microsoft.com/office/word/2016/wordml/cid" xmlns:w16="http://schemas.microsoft.com/office/word/2018/wordml" xmlns:w16du="http://schemas.microsoft.com/office/word/2023/wordml/word16du" xmlns:w16sdtdh="http://schemas.microsoft.com/office/word/2020/wordml/sdtdatahash" xmlns:w16sdtfl="http://schemas.microsoft.com/office/word/2024/wordml/sdtformatlock" xmlns:w16se="http://schemas.microsoft.com/office/word/2015/wordml/symex" xmlns:wpg="http://schemas.microsoft.com/office/word/2010/wordprocessingGroup" xmlns:wpi="http://schemas.microsoft.com/office/word/2010/wordprocessingInk" xmlns:wne="http://schemas.microsoft.com/office/word/2006/wordml" xmlns:wps="http://schemas.microsoft.com/office/word/2010/wordprocessingShape" mc:Ignorable="w14 w15 w16se w16cid w16 w16cex w16sdtdh w16sdtfl w16du wp14">
+  <w:footnote w:type="separator" w:id="-1">
+    <w:p>
+      <w:pPr>
+        <w:spacing w:after="0" w:line="240" w:lineRule="auto"/>
+      </w:pPr>
+      <w:r>
+        <w:separator/>
+      </w:r>
+    </w:p>
+  </w:footnote>
+  <w:footnote w:type="continuationSeparator" w:id="0">
+    <w:p>
+      <w:pPr>
+        <w:spacing w:after="0" w:line="240" w:lineRule="auto"/>
+      </w:pPr>
+      <w:r>
+        <w:continuationSeparator/>
+      </w:r>
+    </w:p>
+  </w:footnote>
+</w:footnotes>
+</file>
+
+<file path=word/header1.xml><?xml version="1.0" encoding="utf-8"?>
+<w:hdr xmlns:wpc="http://schemas.microsoft.com/office/word/2010/wordprocessingCanvas" xmlns:cx="http://schemas.microsoft.com/office/drawing/2014/chartex" xmlns:cx1="http://schemas.microsoft.com/office/drawing/2015/9/8/chartex" xmlns:cx2="http://schemas.microsoft.com/office/drawing/2015/10/21/chartex" xmlns:cx3="http://schemas.microsoft.com/office/drawing/2016/5/9/chartex" xmlns:cx4="http://schemas.microsoft.com/office/drawing/2016/5/10/chartex" xmlns:cx5="http://schemas.microsoft.com/office/drawing/2016/5/11/chartex" xmlns:cx6="http://schemas.microsoft.com/office/drawing/2016/5/12/chartex" xmlns:cx7="http://schemas.microsoft.com/office/drawing/2016/5/13/chartex" xmlns:cx8="http://schemas.microsoft.com/office/drawing/2016/5/14/chartex" xmlns:mc="http://schemas.openxmlformats.org/markup-compatibility/2006" xmlns:aink="http://schemas.microsoft.com/office/drawing/2016/ink" xmlns:am3d="http://schemas.microsoft.com/office/drawing/2017/model3d" xmlns:o="urn:schemas-microsoft-com:office:office" xmlns:oel="http://schemas.microsoft.com/office/2019/extlst" xmlns:r="http://schemas.openxmlformats.org/officeDocument/2006/relationships" xmlns:m="http://schemas.openxmlformats.org/officeDocument/2006/math" xmlns:v="urn:schemas-microsoft-com:vml" xmlns:wp14="http://schemas.microsoft.com/office/word/2010/wordprocessingDrawing" xmlns:wp="http://schemas.openxmlformats.org/drawingml/2006/wordprocessingDrawing" xmlns:w10="urn:schemas-microsoft-com:office:word" xmlns:w="http://schemas.openxmlformats.org/wordprocessingml/2006/main" xmlns:w14="http://schemas.microsoft.com/office/word/2010/wordml" xmlns:w15="http://schemas.microsoft.com/office/word/2012/wordml" xmlns:w16cex="http://schemas.microsoft.com/office/word/2018/wordml/cex" xmlns:w16cid="http://schemas.microsoft.com/office/word/2016/wordml/cid" xmlns:w16="http://schemas.microsoft.com/office/word/2018/wordml" xmlns:w16du="http://schemas.microsoft.com/office/word/2023/wordml/word16du" xmlns:w16sdtdh="http://schemas.microsoft.com/office/word/2020/wordml/sdtdatahash" xmlns:w16sdtfl="http://schemas.microsoft.com/office/word/2024/wordml/sdtformatlock" xmlns:w16se="http://schemas.microsoft.com/office/word/2015/wordml/symex" xmlns:wpg="http://schemas.microsoft.com/office/word/2010/wordprocessingGroup" xmlns:wpi="http://schemas.microsoft.com/office/word/2010/wordprocessingInk" xmlns:wne="http://schemas.microsoft.com/office/word/2006/wordml" xmlns:wps="http://schemas.microsoft.com/office/word/2010/wordprocessingShape" mc:Ignorable="w14 w15 w16se w16cid w16 w16cex w16sdtdh w16sdtfl w16du wp14">
+  <w:p>
+    <w:pPr>
+      <w:pStyle w:val="a4"/>
+    </w:pPr>
+  </w:p>
+</w:hdr>
 </file>
 
 <file path=word/styles.xml><?xml version="1.0" encoding="utf-8"?>
@@ -627,15 +701,21 @@
   <w:docDefaults>
     <w:rPrDefault>
       <w:rPr>
-        <w:rFonts w:asciiTheme="minorHAnsi" w:eastAsiaTheme="minorHAnsi" w:hAnsiTheme="minorHAnsi" w:cstheme="minorBidi"/>
-        <w:sz w:val="22"/>
-        <w:szCs w:val="22"/>
-        <w:lang w:val="ru-RU" w:eastAsia="en-US" w:bidi="ar-SA"/>
+        <w:rFonts w:ascii="Times New Roman" w:eastAsia="Arial Unicode MS" w:hAnsi="Times New Roman" w:cs="Times New Roman"/>
+        <w:bdr w:val="nil"/>
+        <w:lang w:val="ru-RU" w:eastAsia="ru-RU" w:bidi="ar-SA"/>
       </w:rPr>
     </w:rPrDefault>
     <w:pPrDefault>
       <w:pPr>
-        <w:spacing w:after="160" w:line="259" w:lineRule="auto"/>
+        <w:pBdr>
+          <w:top w:val="nil"/>
+          <w:left w:val="nil"/>
+          <w:bottom w:val="nil"/>
+          <w:right w:val="nil"/>
+          <w:between w:val="nil"/>
+          <w:bar w:val="nil"/>
+        </w:pBdr>
       </w:pPr>
     </w:pPrDefault>
   </w:docDefaults>
@@ -1020,7 +1100,21 @@
   <w:style w:type="paragraph" w:default="1" w:styleId="a">
     <w:name w:val="Normal"/>
     <w:qFormat/>
-    <w:rsid w:val="00B665BC"/>
+    <w:pPr>
+      <w:spacing w:after="160" w:line="259" w:lineRule="auto"/>
+    </w:pPr>
+    <w:rPr>
+      <w:rFonts w:ascii="Calibri" w:hAnsi="Calibri" w:cs="Arial Unicode MS"/>
+      <w:color w:val="000000"/>
+      <w:sz w:val="22"/>
+      <w:szCs w:val="22"/>
+      <w:u w:color="000000"/>
+      <w14:textOutline w14:w="12700" w14:cap="flat" w14:cmpd="sng" w14:algn="ctr">
+        <w14:noFill/>
+        <w14:prstDash w14:val="solid"/>
+        <w14:miter w14:lim="400000"/>
+      </w14:textOutline>
+    </w:rPr>
   </w:style>
   <w:style w:type="character" w:default="1" w:styleId="a0">
     <w:name w:val="Default Paragraph Font"/>
@@ -1051,100 +1145,40 @@
   </w:style>
   <w:style w:type="character" w:styleId="a3">
     <w:name w:val="Hyperlink"/>
-    <w:basedOn w:val="a0"/>
-    <w:uiPriority w:val="99"/>
-    <w:unhideWhenUsed/>
-    <w:rsid w:val="00CB29DA"/>
     <w:rPr>
-      <w:color w:val="0563C1" w:themeColor="hyperlink"/>
       <w:u w:val="single"/>
     </w:rPr>
   </w:style>
-  <w:style w:type="character" w:styleId="a4">
-    <w:name w:val="Unresolved Mention"/>
-    <w:basedOn w:val="a0"/>
-    <w:uiPriority w:val="99"/>
-    <w:semiHidden/>
-    <w:unhideWhenUsed/>
-    <w:rsid w:val="00CB29DA"/>
-    <w:rPr>
-      <w:color w:val="605E5C"/>
-      <w:shd w:val="clear" w:color="auto" w:fill="E1DFDD"/>
-    </w:rPr>
-  </w:style>
-  <w:style w:type="table" w:styleId="a5">
-    <w:name w:val="Table Grid"/>
-    <w:basedOn w:val="a1"/>
-    <w:uiPriority w:val="39"/>
-    <w:rsid w:val="00686ECD"/>
-    <w:pPr>
-      <w:spacing w:after="0" w:line="240" w:lineRule="auto"/>
-    </w:pPr>
+  <w:style w:type="table" w:customStyle="1" w:styleId="TableNormal">
+    <w:name w:val="Table Normal"/>
     <w:tblPr>
-      <w:tblBorders>
-        <w:top w:val="single" w:sz="4" w:space="0" w:color="auto"/>
-        <w:left w:val="single" w:sz="4" w:space="0" w:color="auto"/>
-        <w:bottom w:val="single" w:sz="4" w:space="0" w:color="auto"/>
-        <w:right w:val="single" w:sz="4" w:space="0" w:color="auto"/>
-        <w:insideH w:val="single" w:sz="4" w:space="0" w:color="auto"/>
-        <w:insideV w:val="single" w:sz="4" w:space="0" w:color="auto"/>
-      </w:tblBorders>
+      <w:tblInd w:w="0" w:type="dxa"/>
+      <w:tblCellMar>
+        <w:top w:w="0" w:type="dxa"/>
+        <w:left w:w="0" w:type="dxa"/>
+        <w:bottom w:w="0" w:type="dxa"/>
+        <w:right w:w="0" w:type="dxa"/>
+      </w:tblCellMar>
     </w:tblPr>
   </w:style>
-  <w:style w:type="paragraph" w:styleId="HTML">
-    <w:name w:val="HTML Preformatted"/>
-    <w:basedOn w:val="a"/>
-    <w:link w:val="HTML0"/>
-    <w:uiPriority w:val="99"/>
-    <w:semiHidden/>
-    <w:unhideWhenUsed/>
-    <w:rsid w:val="0000165E"/>
+  <w:style w:type="paragraph" w:customStyle="1" w:styleId="a4">
+    <w:name w:val="Колонтитулы"/>
     <w:pPr>
       <w:tabs>
-        <w:tab w:val="left" w:pos="916"/>
-        <w:tab w:val="left" w:pos="1832"/>
-        <w:tab w:val="left" w:pos="2748"/>
-        <w:tab w:val="left" w:pos="3664"/>
-        <w:tab w:val="left" w:pos="4580"/>
-        <w:tab w:val="left" w:pos="5496"/>
-        <w:tab w:val="left" w:pos="6412"/>
-        <w:tab w:val="left" w:pos="7328"/>
-        <w:tab w:val="left" w:pos="8244"/>
-        <w:tab w:val="left" w:pos="9160"/>
-        <w:tab w:val="left" w:pos="10076"/>
-        <w:tab w:val="left" w:pos="10992"/>
-        <w:tab w:val="left" w:pos="11908"/>
-        <w:tab w:val="left" w:pos="12824"/>
-        <w:tab w:val="left" w:pos="13740"/>
-        <w:tab w:val="left" w:pos="14656"/>
+        <w:tab w:val="right" w:pos="9020"/>
       </w:tabs>
-      <w:spacing w:after="0" w:line="240" w:lineRule="auto"/>
     </w:pPr>
     <w:rPr>
-      <w:rFonts w:ascii="Courier New" w:eastAsia="Times New Roman" w:hAnsi="Courier New" w:cs="Courier New"/>
-      <w:sz w:val="20"/>
-      <w:szCs w:val="20"/>
-      <w:lang w:eastAsia="ru-RU"/>
+      <w:rFonts w:ascii="Helvetica Neue" w:hAnsi="Helvetica Neue" w:cs="Arial Unicode MS"/>
+      <w:color w:val="000000"/>
+      <w:sz w:val="24"/>
+      <w:szCs w:val="24"/>
+      <w14:textOutline w14:w="0" w14:cap="flat" w14:cmpd="sng" w14:algn="ctr">
+        <w14:noFill/>
+        <w14:prstDash w14:val="solid"/>
+        <w14:bevel/>
+      </w14:textOutline>
     </w:rPr>
-  </w:style>
-  <w:style w:type="character" w:customStyle="1" w:styleId="HTML0">
-    <w:name w:val="Стандартный HTML Знак"/>
-    <w:basedOn w:val="a0"/>
-    <w:link w:val="HTML"/>
-    <w:uiPriority w:val="99"/>
-    <w:semiHidden/>
-    <w:rsid w:val="0000165E"/>
-    <w:rPr>
-      <w:rFonts w:ascii="Courier New" w:eastAsia="Times New Roman" w:hAnsi="Courier New" w:cs="Courier New"/>
-      <w:sz w:val="20"/>
-      <w:szCs w:val="20"/>
-      <w:lang w:eastAsia="ru-RU"/>
-    </w:rPr>
-  </w:style>
-  <w:style w:type="character" w:customStyle="1" w:styleId="token">
-    <w:name w:val="token"/>
-    <w:basedOn w:val="a0"/>
-    <w:rsid w:val="0000165E"/>
   </w:style>
 </w:styles>
 </file>
@@ -1152,18 +1186,18 @@
 <file path=word/theme/theme1.xml><?xml version="1.0" encoding="utf-8"?>
 <a:theme xmlns:a="http://schemas.openxmlformats.org/drawingml/2006/main" name="Тема Office">
   <a:themeElements>
-    <a:clrScheme name="Стандартная">
+    <a:clrScheme name="Тема Office">
       <a:dk1>
-        <a:sysClr val="windowText" lastClr="000000"/>
+        <a:srgbClr val="000000"/>
       </a:dk1>
       <a:lt1>
-        <a:sysClr val="window" lastClr="FFFFFF"/>
+        <a:srgbClr val="FFFFFF"/>
       </a:lt1>
       <a:dk2>
-        <a:srgbClr val="44546A"/>
+        <a:srgbClr val="A7A7A7"/>
       </a:dk2>
       <a:lt2>
-        <a:srgbClr val="E7E6E6"/>
+        <a:srgbClr val="535353"/>
       </a:lt2>
       <a:accent1>
         <a:srgbClr val="4472C4"/>
@@ -1184,119 +1218,25 @@
         <a:srgbClr val="70AD47"/>
       </a:accent6>
       <a:hlink>
-        <a:srgbClr val="0563C1"/>
+        <a:srgbClr val="0000FF"/>
       </a:hlink>
       <a:folHlink>
-        <a:srgbClr val="954F72"/>
+        <a:srgbClr val="FF00FF"/>
       </a:folHlink>
     </a:clrScheme>
-    <a:fontScheme name="Стандартная">
+    <a:fontScheme name="Тема Office">
       <a:majorFont>
-        <a:latin typeface="Calibri Light" panose="020F0302020204030204"/>
-        <a:ea typeface=""/>
-        <a:cs typeface=""/>
-        <a:font script="Jpan" typeface="游ゴシック Light"/>
-        <a:font script="Hang" typeface="맑은 고딕"/>
-        <a:font script="Hans" typeface="等线 Light"/>
-        <a:font script="Hant" typeface="新細明體"/>
-        <a:font script="Arab" typeface="Times New Roman"/>
-        <a:font script="Hebr" typeface="Times New Roman"/>
-        <a:font script="Thai" typeface="Angsana New"/>
-        <a:font script="Ethi" typeface="Nyala"/>
-        <a:font script="Beng" typeface="Vrinda"/>
-        <a:font script="Gujr" typeface="Shruti"/>
-        <a:font script="Khmr" typeface="MoolBoran"/>
-        <a:font script="Knda" typeface="Tunga"/>
-        <a:font script="Guru" typeface="Raavi"/>
-        <a:font script="Cans" typeface="Euphemia"/>
-        <a:font script="Cher" typeface="Plantagenet Cherokee"/>
-        <a:font script="Yiii" typeface="Microsoft Yi Baiti"/>
-        <a:font script="Tibt" typeface="Microsoft Himalaya"/>
-        <a:font script="Thaa" typeface="MV Boli"/>
-        <a:font script="Deva" typeface="Mangal"/>
-        <a:font script="Telu" typeface="Gautami"/>
-        <a:font script="Taml" typeface="Latha"/>
-        <a:font script="Syrc" typeface="Estrangelo Edessa"/>
-        <a:font script="Orya" typeface="Kalinga"/>
-        <a:font script="Mlym" typeface="Kartika"/>
-        <a:font script="Laoo" typeface="DokChampa"/>
-        <a:font script="Sinh" typeface="Iskoola Pota"/>
-        <a:font script="Mong" typeface="Mongolian Baiti"/>
-        <a:font script="Viet" typeface="Times New Roman"/>
-        <a:font script="Uigh" typeface="Microsoft Uighur"/>
-        <a:font script="Geor" typeface="Sylfaen"/>
-        <a:font script="Armn" typeface="Arial"/>
-        <a:font script="Bugi" typeface="Leelawadee UI"/>
-        <a:font script="Bopo" typeface="Microsoft JhengHei"/>
-        <a:font script="Java" typeface="Javanese Text"/>
-        <a:font script="Lisu" typeface="Segoe UI"/>
-        <a:font script="Mymr" typeface="Myanmar Text"/>
-        <a:font script="Nkoo" typeface="Ebrima"/>
-        <a:font script="Olck" typeface="Nirmala UI"/>
-        <a:font script="Osma" typeface="Ebrima"/>
-        <a:font script="Phag" typeface="Phagspa"/>
-        <a:font script="Syrn" typeface="Estrangelo Edessa"/>
-        <a:font script="Syrj" typeface="Estrangelo Edessa"/>
-        <a:font script="Syre" typeface="Estrangelo Edessa"/>
-        <a:font script="Sora" typeface="Nirmala UI"/>
-        <a:font script="Tale" typeface="Microsoft Tai Le"/>
-        <a:font script="Talu" typeface="Microsoft New Tai Lue"/>
-        <a:font script="Tfng" typeface="Ebrima"/>
+        <a:latin typeface="Helvetica Neue"/>
+        <a:ea typeface="Helvetica Neue"/>
+        <a:cs typeface="Helvetica Neue"/>
       </a:majorFont>
       <a:minorFont>
-        <a:latin typeface="Calibri" panose="020F0502020204030204"/>
-        <a:ea typeface=""/>
-        <a:cs typeface=""/>
-        <a:font script="Jpan" typeface="游明朝"/>
-        <a:font script="Hang" typeface="맑은 고딕"/>
-        <a:font script="Hans" typeface="等线"/>
-        <a:font script="Hant" typeface="新細明體"/>
-        <a:font script="Arab" typeface="Arial"/>
-        <a:font script="Hebr" typeface="Arial"/>
-        <a:font script="Thai" typeface="Cordia New"/>
-        <a:font script="Ethi" typeface="Nyala"/>
-        <a:font script="Beng" typeface="Vrinda"/>
-        <a:font script="Gujr" typeface="Shruti"/>
-        <a:font script="Khmr" typeface="DaunPenh"/>
-        <a:font script="Knda" typeface="Tunga"/>
-        <a:font script="Guru" typeface="Raavi"/>
-        <a:font script="Cans" typeface="Euphemia"/>
-        <a:font script="Cher" typeface="Plantagenet Cherokee"/>
-        <a:font script="Yiii" typeface="Microsoft Yi Baiti"/>
-        <a:font script="Tibt" typeface="Microsoft Himalaya"/>
-        <a:font script="Thaa" typeface="MV Boli"/>
-        <a:font script="Deva" typeface="Mangal"/>
-        <a:font script="Telu" typeface="Gautami"/>
-        <a:font script="Taml" typeface="Latha"/>
-        <a:font script="Syrc" typeface="Estrangelo Edessa"/>
-        <a:font script="Orya" typeface="Kalinga"/>
-        <a:font script="Mlym" typeface="Kartika"/>
-        <a:font script="Laoo" typeface="DokChampa"/>
-        <a:font script="Sinh" typeface="Iskoola Pota"/>
-        <a:font script="Mong" typeface="Mongolian Baiti"/>
-        <a:font script="Viet" typeface="Arial"/>
-        <a:font script="Uigh" typeface="Microsoft Uighur"/>
-        <a:font script="Geor" typeface="Sylfaen"/>
-        <a:font script="Armn" typeface="Arial"/>
-        <a:font script="Bugi" typeface="Leelawadee UI"/>
-        <a:font script="Bopo" typeface="Microsoft JhengHei"/>
-        <a:font script="Java" typeface="Javanese Text"/>
-        <a:font script="Lisu" typeface="Segoe UI"/>
-        <a:font script="Mymr" typeface="Myanmar Text"/>
-        <a:font script="Nkoo" typeface="Ebrima"/>
-        <a:font script="Olck" typeface="Nirmala UI"/>
-        <a:font script="Osma" typeface="Ebrima"/>
-        <a:font script="Phag" typeface="Phagspa"/>
-        <a:font script="Syrn" typeface="Estrangelo Edessa"/>
-        <a:font script="Syrj" typeface="Estrangelo Edessa"/>
-        <a:font script="Syre" typeface="Estrangelo Edessa"/>
-        <a:font script="Sora" typeface="Nirmala UI"/>
-        <a:font script="Tale" typeface="Microsoft Tai Le"/>
-        <a:font script="Talu" typeface="Microsoft New Tai Lue"/>
-        <a:font script="Tfng" typeface="Ebrima"/>
+        <a:latin typeface="Helvetica Neue"/>
+        <a:ea typeface="Helvetica Neue"/>
+        <a:cs typeface="Helvetica Neue"/>
       </a:minorFont>
     </a:fontScheme>
-    <a:fmtScheme name="Стандартная">
+    <a:fmtScheme name="Тема Office">
       <a:fillStyleLst>
         <a:solidFill>
           <a:schemeClr val="phClr"/>
@@ -1305,76 +1245,66 @@
           <a:gsLst>
             <a:gs pos="0">
               <a:schemeClr val="phClr">
-                <a:lumMod val="110000"/>
-                <a:satMod val="105000"/>
-                <a:tint val="67000"/>
+                <a:tint val="50000"/>
+                <a:satMod val="300000"/>
               </a:schemeClr>
             </a:gs>
-            <a:gs pos="50000">
+            <a:gs pos="35000">
               <a:schemeClr val="phClr">
-                <a:lumMod val="105000"/>
-                <a:satMod val="103000"/>
-                <a:tint val="73000"/>
+                <a:tint val="37000"/>
+                <a:satMod val="300000"/>
               </a:schemeClr>
             </a:gs>
             <a:gs pos="100000">
               <a:schemeClr val="phClr">
-                <a:lumMod val="105000"/>
-                <a:satMod val="109000"/>
-                <a:tint val="81000"/>
+                <a:tint val="15000"/>
+                <a:satMod val="350000"/>
               </a:schemeClr>
             </a:gs>
           </a:gsLst>
-          <a:lin ang="5400000" scaled="0"/>
+          <a:lin ang="16200000" scaled="1"/>
         </a:gradFill>
         <a:gradFill rotWithShape="1">
           <a:gsLst>
             <a:gs pos="0">
               <a:schemeClr val="phClr">
-                <a:satMod val="103000"/>
-                <a:lumMod val="102000"/>
-                <a:tint val="94000"/>
-              </a:schemeClr>
-            </a:gs>
-            <a:gs pos="50000">
-              <a:schemeClr val="phClr">
-                <a:satMod val="110000"/>
-                <a:lumMod val="100000"/>
+                <a:tint val="100000"/>
                 <a:shade val="100000"/>
+                <a:satMod val="129999"/>
               </a:schemeClr>
             </a:gs>
             <a:gs pos="100000">
               <a:schemeClr val="phClr">
-                <a:lumMod val="99000"/>
-                <a:satMod val="120000"/>
-                <a:shade val="78000"/>
+                <a:tint val="50000"/>
+                <a:shade val="100000"/>
+                <a:satMod val="350000"/>
               </a:schemeClr>
             </a:gs>
           </a:gsLst>
-          <a:lin ang="5400000" scaled="0"/>
+          <a:lin ang="16200000" scaled="0"/>
         </a:gradFill>
       </a:fillStyleLst>
       <a:lnStyleLst>
-        <a:ln w="6350" cap="flat" cmpd="sng" algn="ctr">
+        <a:ln w="9525" cap="flat" cmpd="sng" algn="ctr">
+          <a:solidFill>
+            <a:schemeClr val="phClr">
+              <a:shade val="95000"/>
+              <a:satMod val="104999"/>
+            </a:schemeClr>
+          </a:solidFill>
+          <a:prstDash val="solid"/>
+        </a:ln>
+        <a:ln w="25400" cap="flat" cmpd="sng" algn="ctr">
           <a:solidFill>
             <a:schemeClr val="phClr"/>
           </a:solidFill>
           <a:prstDash val="solid"/>
-          <a:miter lim="800000"/>
         </a:ln>
-        <a:ln w="12700" cap="flat" cmpd="sng" algn="ctr">
+        <a:ln w="38100" cap="flat" cmpd="sng" algn="ctr">
           <a:solidFill>
             <a:schemeClr val="phClr"/>
           </a:solidFill>
           <a:prstDash val="solid"/>
-          <a:miter lim="800000"/>
-        </a:ln>
-        <a:ln w="19050" cap="flat" cmpd="sng" algn="ctr">
-          <a:solidFill>
-            <a:schemeClr val="phClr"/>
-          </a:solidFill>
-          <a:prstDash val="solid"/>
-          <a:miter lim="800000"/>
         </a:ln>
       </a:lnStyleLst>
       <a:effectStyleLst>
@@ -1385,73 +1315,943 @@
           <a:effectLst/>
         </a:effectStyle>
         <a:effectStyle>
-          <a:effectLst>
-            <a:outerShdw blurRad="57150" dist="19050" dir="5400000" algn="ctr" rotWithShape="0">
-              <a:srgbClr val="000000">
-                <a:alpha val="63000"/>
-              </a:srgbClr>
-            </a:outerShdw>
-          </a:effectLst>
+          <a:effectLst/>
         </a:effectStyle>
       </a:effectStyleLst>
       <a:bgFillStyleLst>
         <a:solidFill>
           <a:schemeClr val="phClr"/>
         </a:solidFill>
-        <a:solidFill>
-          <a:schemeClr val="phClr">
-            <a:tint val="95000"/>
-            <a:satMod val="170000"/>
-          </a:schemeClr>
-        </a:solidFill>
         <a:gradFill rotWithShape="1">
           <a:gsLst>
             <a:gs pos="0">
               <a:schemeClr val="phClr">
-                <a:tint val="93000"/>
-                <a:satMod val="150000"/>
-                <a:shade val="98000"/>
-                <a:lumMod val="102000"/>
+                <a:tint val="40000"/>
+                <a:satMod val="350000"/>
               </a:schemeClr>
             </a:gs>
-            <a:gs pos="50000">
+            <a:gs pos="40000">
               <a:schemeClr val="phClr">
-                <a:tint val="98000"/>
-                <a:satMod val="130000"/>
-                <a:shade val="90000"/>
-                <a:lumMod val="103000"/>
+                <a:tint val="45000"/>
+                <a:shade val="99000"/>
+                <a:satMod val="350000"/>
               </a:schemeClr>
             </a:gs>
             <a:gs pos="100000">
               <a:schemeClr val="phClr">
-                <a:shade val="63000"/>
-                <a:satMod val="120000"/>
+                <a:shade val="20000"/>
+                <a:satMod val="255000"/>
               </a:schemeClr>
             </a:gs>
           </a:gsLst>
-          <a:lin ang="5400000" scaled="0"/>
+          <a:path path="circle">
+            <a:fillToRect l="50000" t="-80000" r="50000" b="180000"/>
+          </a:path>
+        </a:gradFill>
+        <a:gradFill rotWithShape="1">
+          <a:gsLst>
+            <a:gs pos="0">
+              <a:schemeClr val="phClr">
+                <a:tint val="80000"/>
+                <a:satMod val="300000"/>
+              </a:schemeClr>
+            </a:gs>
+            <a:gs pos="100000">
+              <a:schemeClr val="phClr">
+                <a:shade val="30000"/>
+                <a:satMod val="200000"/>
+              </a:schemeClr>
+            </a:gs>
+          </a:gsLst>
+          <a:path path="circle">
+            <a:fillToRect l="50000" t="50000" r="50000" b="50000"/>
+          </a:path>
         </a:gradFill>
       </a:bgFillStyleLst>
     </a:fmtScheme>
   </a:themeElements>
-  <a:objectDefaults/>
+  <a:objectDefaults>
+    <a:spDef>
+      <a:spPr>
+        <a:solidFill>
+          <a:srgbClr val="FFFFFF"/>
+        </a:solidFill>
+        <a:ln w="25400" cap="flat">
+          <a:solidFill>
+            <a:schemeClr val="accent1"/>
+          </a:solidFill>
+          <a:prstDash val="solid"/>
+          <a:round/>
+        </a:ln>
+        <a:effectLst/>
+        <a:sp3d/>
+      </a:spPr>
+      <a:bodyPr rot="0" spcFirstLastPara="1" vertOverflow="overflow" horzOverflow="overflow" vert="horz" wrap="square" lIns="45718" tIns="45718" rIns="45718" bIns="45718" numCol="1" spcCol="38100" rtlCol="0" anchor="ctr">
+        <a:spAutoFit/>
+      </a:bodyPr>
+      <a:lstStyle>
+        <a:defPPr marL="0" marR="0" indent="0" algn="l" defTabSz="914400" rtl="0" fontAlgn="auto" latinLnBrk="0" hangingPunct="0">
+          <a:lnSpc>
+            <a:spcPct val="100000"/>
+          </a:lnSpc>
+          <a:spcBef>
+            <a:spcPts val="0"/>
+          </a:spcBef>
+          <a:spcAft>
+            <a:spcPts val="0"/>
+          </a:spcAft>
+          <a:buClrTx/>
+          <a:buSzTx/>
+          <a:buFontTx/>
+          <a:buNone/>
+          <a:tabLst/>
+          <a:defRPr kumimoji="0" sz="1800" b="0" i="0" u="none" strike="noStrike" cap="none" spc="0" normalizeH="0" baseline="0">
+            <a:ln>
+              <a:noFill/>
+            </a:ln>
+            <a:solidFill>
+              <a:srgbClr val="000000"/>
+            </a:solidFill>
+            <a:effectLst/>
+            <a:uFillTx/>
+            <a:latin typeface="+mn-lt"/>
+            <a:ea typeface="+mn-ea"/>
+            <a:cs typeface="+mn-cs"/>
+            <a:sym typeface="Helvetica Neue"/>
+          </a:defRPr>
+        </a:defPPr>
+        <a:lvl1pPr marL="0" marR="0" indent="0" algn="l" defTabSz="914400" rtl="0" fontAlgn="auto" latinLnBrk="1" hangingPunct="0">
+          <a:lnSpc>
+            <a:spcPct val="100000"/>
+          </a:lnSpc>
+          <a:spcBef>
+            <a:spcPts val="0"/>
+          </a:spcBef>
+          <a:spcAft>
+            <a:spcPts val="0"/>
+          </a:spcAft>
+          <a:buClrTx/>
+          <a:buSzTx/>
+          <a:buFontTx/>
+          <a:buNone/>
+          <a:tabLst/>
+          <a:defRPr kumimoji="0" sz="1800" b="0" i="0" u="none" strike="noStrike" cap="none" spc="0" normalizeH="0" baseline="0">
+            <a:ln>
+              <a:noFill/>
+            </a:ln>
+            <a:solidFill>
+              <a:srgbClr val="000000"/>
+            </a:solidFill>
+            <a:effectLst/>
+            <a:uFillTx/>
+          </a:defRPr>
+        </a:lvl1pPr>
+        <a:lvl2pPr marL="0" marR="0" indent="0" algn="l" defTabSz="914400" rtl="0" fontAlgn="auto" latinLnBrk="1" hangingPunct="0">
+          <a:lnSpc>
+            <a:spcPct val="100000"/>
+          </a:lnSpc>
+          <a:spcBef>
+            <a:spcPts val="0"/>
+          </a:spcBef>
+          <a:spcAft>
+            <a:spcPts val="0"/>
+          </a:spcAft>
+          <a:buClrTx/>
+          <a:buSzTx/>
+          <a:buFontTx/>
+          <a:buNone/>
+          <a:tabLst/>
+          <a:defRPr kumimoji="0" sz="1800" b="0" i="0" u="none" strike="noStrike" cap="none" spc="0" normalizeH="0" baseline="0">
+            <a:ln>
+              <a:noFill/>
+            </a:ln>
+            <a:solidFill>
+              <a:srgbClr val="000000"/>
+            </a:solidFill>
+            <a:effectLst/>
+            <a:uFillTx/>
+          </a:defRPr>
+        </a:lvl2pPr>
+        <a:lvl3pPr marL="0" marR="0" indent="0" algn="l" defTabSz="914400" rtl="0" fontAlgn="auto" latinLnBrk="1" hangingPunct="0">
+          <a:lnSpc>
+            <a:spcPct val="100000"/>
+          </a:lnSpc>
+          <a:spcBef>
+            <a:spcPts val="0"/>
+          </a:spcBef>
+          <a:spcAft>
+            <a:spcPts val="0"/>
+          </a:spcAft>
+          <a:buClrTx/>
+          <a:buSzTx/>
+          <a:buFontTx/>
+          <a:buNone/>
+          <a:tabLst/>
+          <a:defRPr kumimoji="0" sz="1800" b="0" i="0" u="none" strike="noStrike" cap="none" spc="0" normalizeH="0" baseline="0">
+            <a:ln>
+              <a:noFill/>
+            </a:ln>
+            <a:solidFill>
+              <a:srgbClr val="000000"/>
+            </a:solidFill>
+            <a:effectLst/>
+            <a:uFillTx/>
+          </a:defRPr>
+        </a:lvl3pPr>
+        <a:lvl4pPr marL="0" marR="0" indent="0" algn="l" defTabSz="914400" rtl="0" fontAlgn="auto" latinLnBrk="1" hangingPunct="0">
+          <a:lnSpc>
+            <a:spcPct val="100000"/>
+          </a:lnSpc>
+          <a:spcBef>
+            <a:spcPts val="0"/>
+          </a:spcBef>
+          <a:spcAft>
+            <a:spcPts val="0"/>
+          </a:spcAft>
+          <a:buClrTx/>
+          <a:buSzTx/>
+          <a:buFontTx/>
+          <a:buNone/>
+          <a:tabLst/>
+          <a:defRPr kumimoji="0" sz="1800" b="0" i="0" u="none" strike="noStrike" cap="none" spc="0" normalizeH="0" baseline="0">
+            <a:ln>
+              <a:noFill/>
+            </a:ln>
+            <a:solidFill>
+              <a:srgbClr val="000000"/>
+            </a:solidFill>
+            <a:effectLst/>
+            <a:uFillTx/>
+          </a:defRPr>
+        </a:lvl4pPr>
+        <a:lvl5pPr marL="0" marR="0" indent="0" algn="l" defTabSz="914400" rtl="0" fontAlgn="auto" latinLnBrk="1" hangingPunct="0">
+          <a:lnSpc>
+            <a:spcPct val="100000"/>
+          </a:lnSpc>
+          <a:spcBef>
+            <a:spcPts val="0"/>
+          </a:spcBef>
+          <a:spcAft>
+            <a:spcPts val="0"/>
+          </a:spcAft>
+          <a:buClrTx/>
+          <a:buSzTx/>
+          <a:buFontTx/>
+          <a:buNone/>
+          <a:tabLst/>
+          <a:defRPr kumimoji="0" sz="1800" b="0" i="0" u="none" strike="noStrike" cap="none" spc="0" normalizeH="0" baseline="0">
+            <a:ln>
+              <a:noFill/>
+            </a:ln>
+            <a:solidFill>
+              <a:srgbClr val="000000"/>
+            </a:solidFill>
+            <a:effectLst/>
+            <a:uFillTx/>
+          </a:defRPr>
+        </a:lvl5pPr>
+        <a:lvl6pPr marL="0" marR="0" indent="0" algn="l" defTabSz="914400" rtl="0" fontAlgn="auto" latinLnBrk="1" hangingPunct="0">
+          <a:lnSpc>
+            <a:spcPct val="100000"/>
+          </a:lnSpc>
+          <a:spcBef>
+            <a:spcPts val="0"/>
+          </a:spcBef>
+          <a:spcAft>
+            <a:spcPts val="0"/>
+          </a:spcAft>
+          <a:buClrTx/>
+          <a:buSzTx/>
+          <a:buFontTx/>
+          <a:buNone/>
+          <a:tabLst/>
+          <a:defRPr kumimoji="0" sz="1800" b="0" i="0" u="none" strike="noStrike" cap="none" spc="0" normalizeH="0" baseline="0">
+            <a:ln>
+              <a:noFill/>
+            </a:ln>
+            <a:solidFill>
+              <a:srgbClr val="000000"/>
+            </a:solidFill>
+            <a:effectLst/>
+            <a:uFillTx/>
+          </a:defRPr>
+        </a:lvl6pPr>
+        <a:lvl7pPr marL="0" marR="0" indent="0" algn="l" defTabSz="914400" rtl="0" fontAlgn="auto" latinLnBrk="1" hangingPunct="0">
+          <a:lnSpc>
+            <a:spcPct val="100000"/>
+          </a:lnSpc>
+          <a:spcBef>
+            <a:spcPts val="0"/>
+          </a:spcBef>
+          <a:spcAft>
+            <a:spcPts val="0"/>
+          </a:spcAft>
+          <a:buClrTx/>
+          <a:buSzTx/>
+          <a:buFontTx/>
+          <a:buNone/>
+          <a:tabLst/>
+          <a:defRPr kumimoji="0" sz="1800" b="0" i="0" u="none" strike="noStrike" cap="none" spc="0" normalizeH="0" baseline="0">
+            <a:ln>
+              <a:noFill/>
+            </a:ln>
+            <a:solidFill>
+              <a:srgbClr val="000000"/>
+            </a:solidFill>
+            <a:effectLst/>
+            <a:uFillTx/>
+          </a:defRPr>
+        </a:lvl7pPr>
+        <a:lvl8pPr marL="0" marR="0" indent="0" algn="l" defTabSz="914400" rtl="0" fontAlgn="auto" latinLnBrk="1" hangingPunct="0">
+          <a:lnSpc>
+            <a:spcPct val="100000"/>
+          </a:lnSpc>
+          <a:spcBef>
+            <a:spcPts val="0"/>
+          </a:spcBef>
+          <a:spcAft>
+            <a:spcPts val="0"/>
+          </a:spcAft>
+          <a:buClrTx/>
+          <a:buSzTx/>
+          <a:buFontTx/>
+          <a:buNone/>
+          <a:tabLst/>
+          <a:defRPr kumimoji="0" sz="1800" b="0" i="0" u="none" strike="noStrike" cap="none" spc="0" normalizeH="0" baseline="0">
+            <a:ln>
+              <a:noFill/>
+            </a:ln>
+            <a:solidFill>
+              <a:srgbClr val="000000"/>
+            </a:solidFill>
+            <a:effectLst/>
+            <a:uFillTx/>
+          </a:defRPr>
+        </a:lvl8pPr>
+        <a:lvl9pPr marL="0" marR="0" indent="0" algn="l" defTabSz="914400" rtl="0" fontAlgn="auto" latinLnBrk="1" hangingPunct="0">
+          <a:lnSpc>
+            <a:spcPct val="100000"/>
+          </a:lnSpc>
+          <a:spcBef>
+            <a:spcPts val="0"/>
+          </a:spcBef>
+          <a:spcAft>
+            <a:spcPts val="0"/>
+          </a:spcAft>
+          <a:buClrTx/>
+          <a:buSzTx/>
+          <a:buFontTx/>
+          <a:buNone/>
+          <a:tabLst/>
+          <a:defRPr kumimoji="0" sz="1800" b="0" i="0" u="none" strike="noStrike" cap="none" spc="0" normalizeH="0" baseline="0">
+            <a:ln>
+              <a:noFill/>
+            </a:ln>
+            <a:solidFill>
+              <a:srgbClr val="000000"/>
+            </a:solidFill>
+            <a:effectLst/>
+            <a:uFillTx/>
+          </a:defRPr>
+        </a:lvl9pPr>
+      </a:lstStyle>
+      <a:style>
+        <a:lnRef idx="0">
+          <a:scrgbClr r="0" g="0" b="0"/>
+        </a:lnRef>
+        <a:fillRef idx="0">
+          <a:scrgbClr r="0" g="0" b="0"/>
+        </a:fillRef>
+        <a:effectRef idx="0">
+          <a:scrgbClr r="0" g="0" b="0"/>
+        </a:effectRef>
+        <a:fontRef idx="none"/>
+      </a:style>
+    </a:spDef>
+    <a:lnDef>
+      <a:spPr>
+        <a:noFill/>
+        <a:ln w="25400" cap="flat">
+          <a:solidFill>
+            <a:schemeClr val="accent1"/>
+          </a:solidFill>
+          <a:prstDash val="solid"/>
+          <a:round/>
+        </a:ln>
+        <a:effectLst/>
+        <a:sp3d/>
+      </a:spPr>
+      <a:bodyPr rot="0" spcFirstLastPara="1" vertOverflow="overflow" horzOverflow="overflow" vert="horz" wrap="square" lIns="91439" tIns="45719" rIns="91439" bIns="45719" numCol="1" spcCol="38100" rtlCol="0" anchor="t">
+        <a:noAutofit/>
+      </a:bodyPr>
+      <a:lstStyle>
+        <a:defPPr marL="0" marR="0" indent="0" algn="l" defTabSz="914400" rtl="0" fontAlgn="auto" latinLnBrk="1" hangingPunct="0">
+          <a:lnSpc>
+            <a:spcPct val="100000"/>
+          </a:lnSpc>
+          <a:spcBef>
+            <a:spcPts val="0"/>
+          </a:spcBef>
+          <a:spcAft>
+            <a:spcPts val="0"/>
+          </a:spcAft>
+          <a:buClrTx/>
+          <a:buSzTx/>
+          <a:buFontTx/>
+          <a:buNone/>
+          <a:tabLst/>
+          <a:defRPr kumimoji="0" sz="1800" b="0" i="0" u="none" strike="noStrike" cap="none" spc="0" normalizeH="0" baseline="0">
+            <a:ln>
+              <a:noFill/>
+            </a:ln>
+            <a:solidFill>
+              <a:srgbClr val="000000"/>
+            </a:solidFill>
+            <a:effectLst/>
+            <a:uFillTx/>
+          </a:defRPr>
+        </a:defPPr>
+        <a:lvl1pPr marL="0" marR="0" indent="0" algn="l" defTabSz="914400" rtl="0" fontAlgn="auto" latinLnBrk="1" hangingPunct="0">
+          <a:lnSpc>
+            <a:spcPct val="100000"/>
+          </a:lnSpc>
+          <a:spcBef>
+            <a:spcPts val="0"/>
+          </a:spcBef>
+          <a:spcAft>
+            <a:spcPts val="0"/>
+          </a:spcAft>
+          <a:buClrTx/>
+          <a:buSzTx/>
+          <a:buFontTx/>
+          <a:buNone/>
+          <a:tabLst/>
+          <a:defRPr kumimoji="0" sz="1800" b="0" i="0" u="none" strike="noStrike" cap="none" spc="0" normalizeH="0" baseline="0">
+            <a:ln>
+              <a:noFill/>
+            </a:ln>
+            <a:solidFill>
+              <a:srgbClr val="000000"/>
+            </a:solidFill>
+            <a:effectLst/>
+            <a:uFillTx/>
+          </a:defRPr>
+        </a:lvl1pPr>
+        <a:lvl2pPr marL="0" marR="0" indent="0" algn="l" defTabSz="914400" rtl="0" fontAlgn="auto" latinLnBrk="1" hangingPunct="0">
+          <a:lnSpc>
+            <a:spcPct val="100000"/>
+          </a:lnSpc>
+          <a:spcBef>
+            <a:spcPts val="0"/>
+          </a:spcBef>
+          <a:spcAft>
+            <a:spcPts val="0"/>
+          </a:spcAft>
+          <a:buClrTx/>
+          <a:buSzTx/>
+          <a:buFontTx/>
+          <a:buNone/>
+          <a:tabLst/>
+          <a:defRPr kumimoji="0" sz="1800" b="0" i="0" u="none" strike="noStrike" cap="none" spc="0" normalizeH="0" baseline="0">
+            <a:ln>
+              <a:noFill/>
+            </a:ln>
+            <a:solidFill>
+              <a:srgbClr val="000000"/>
+            </a:solidFill>
+            <a:effectLst/>
+            <a:uFillTx/>
+          </a:defRPr>
+        </a:lvl2pPr>
+        <a:lvl3pPr marL="0" marR="0" indent="0" algn="l" defTabSz="914400" rtl="0" fontAlgn="auto" latinLnBrk="1" hangingPunct="0">
+          <a:lnSpc>
+            <a:spcPct val="100000"/>
+          </a:lnSpc>
+          <a:spcBef>
+            <a:spcPts val="0"/>
+          </a:spcBef>
+          <a:spcAft>
+            <a:spcPts val="0"/>
+          </a:spcAft>
+          <a:buClrTx/>
+          <a:buSzTx/>
+          <a:buFontTx/>
+          <a:buNone/>
+          <a:tabLst/>
+          <a:defRPr kumimoji="0" sz="1800" b="0" i="0" u="none" strike="noStrike" cap="none" spc="0" normalizeH="0" baseline="0">
+            <a:ln>
+              <a:noFill/>
+            </a:ln>
+            <a:solidFill>
+              <a:srgbClr val="000000"/>
+            </a:solidFill>
+            <a:effectLst/>
+            <a:uFillTx/>
+          </a:defRPr>
+        </a:lvl3pPr>
+        <a:lvl4pPr marL="0" marR="0" indent="0" algn="l" defTabSz="914400" rtl="0" fontAlgn="auto" latinLnBrk="1" hangingPunct="0">
+          <a:lnSpc>
+            <a:spcPct val="100000"/>
+          </a:lnSpc>
+          <a:spcBef>
+            <a:spcPts val="0"/>
+          </a:spcBef>
+          <a:spcAft>
+            <a:spcPts val="0"/>
+          </a:spcAft>
+          <a:buClrTx/>
+          <a:buSzTx/>
+          <a:buFontTx/>
+          <a:buNone/>
+          <a:tabLst/>
+          <a:defRPr kumimoji="0" sz="1800" b="0" i="0" u="none" strike="noStrike" cap="none" spc="0" normalizeH="0" baseline="0">
+            <a:ln>
+              <a:noFill/>
+            </a:ln>
+            <a:solidFill>
+              <a:srgbClr val="000000"/>
+            </a:solidFill>
+            <a:effectLst/>
+            <a:uFillTx/>
+          </a:defRPr>
+        </a:lvl4pPr>
+        <a:lvl5pPr marL="0" marR="0" indent="0" algn="l" defTabSz="914400" rtl="0" fontAlgn="auto" latinLnBrk="1" hangingPunct="0">
+          <a:lnSpc>
+            <a:spcPct val="100000"/>
+          </a:lnSpc>
+          <a:spcBef>
+            <a:spcPts val="0"/>
+          </a:spcBef>
+          <a:spcAft>
+            <a:spcPts val="0"/>
+          </a:spcAft>
+          <a:buClrTx/>
+          <a:buSzTx/>
+          <a:buFontTx/>
+          <a:buNone/>
+          <a:tabLst/>
+          <a:defRPr kumimoji="0" sz="1800" b="0" i="0" u="none" strike="noStrike" cap="none" spc="0" normalizeH="0" baseline="0">
+            <a:ln>
+              <a:noFill/>
+            </a:ln>
+            <a:solidFill>
+              <a:srgbClr val="000000"/>
+            </a:solidFill>
+            <a:effectLst/>
+            <a:uFillTx/>
+          </a:defRPr>
+        </a:lvl5pPr>
+        <a:lvl6pPr marL="0" marR="0" indent="0" algn="l" defTabSz="914400" rtl="0" fontAlgn="auto" latinLnBrk="1" hangingPunct="0">
+          <a:lnSpc>
+            <a:spcPct val="100000"/>
+          </a:lnSpc>
+          <a:spcBef>
+            <a:spcPts val="0"/>
+          </a:spcBef>
+          <a:spcAft>
+            <a:spcPts val="0"/>
+          </a:spcAft>
+          <a:buClrTx/>
+          <a:buSzTx/>
+          <a:buFontTx/>
+          <a:buNone/>
+          <a:tabLst/>
+          <a:defRPr kumimoji="0" sz="1800" b="0" i="0" u="none" strike="noStrike" cap="none" spc="0" normalizeH="0" baseline="0">
+            <a:ln>
+              <a:noFill/>
+            </a:ln>
+            <a:solidFill>
+              <a:srgbClr val="000000"/>
+            </a:solidFill>
+            <a:effectLst/>
+            <a:uFillTx/>
+          </a:defRPr>
+        </a:lvl6pPr>
+        <a:lvl7pPr marL="0" marR="0" indent="0" algn="l" defTabSz="914400" rtl="0" fontAlgn="auto" latinLnBrk="1" hangingPunct="0">
+          <a:lnSpc>
+            <a:spcPct val="100000"/>
+          </a:lnSpc>
+          <a:spcBef>
+            <a:spcPts val="0"/>
+          </a:spcBef>
+          <a:spcAft>
+            <a:spcPts val="0"/>
+          </a:spcAft>
+          <a:buClrTx/>
+          <a:buSzTx/>
+          <a:buFontTx/>
+          <a:buNone/>
+          <a:tabLst/>
+          <a:defRPr kumimoji="0" sz="1800" b="0" i="0" u="none" strike="noStrike" cap="none" spc="0" normalizeH="0" baseline="0">
+            <a:ln>
+              <a:noFill/>
+            </a:ln>
+            <a:solidFill>
+              <a:srgbClr val="000000"/>
+            </a:solidFill>
+            <a:effectLst/>
+            <a:uFillTx/>
+          </a:defRPr>
+        </a:lvl7pPr>
+        <a:lvl8pPr marL="0" marR="0" indent="0" algn="l" defTabSz="914400" rtl="0" fontAlgn="auto" latinLnBrk="1" hangingPunct="0">
+          <a:lnSpc>
+            <a:spcPct val="100000"/>
+          </a:lnSpc>
+          <a:spcBef>
+            <a:spcPts val="0"/>
+          </a:spcBef>
+          <a:spcAft>
+            <a:spcPts val="0"/>
+          </a:spcAft>
+          <a:buClrTx/>
+          <a:buSzTx/>
+          <a:buFontTx/>
+          <a:buNone/>
+          <a:tabLst/>
+          <a:defRPr kumimoji="0" sz="1800" b="0" i="0" u="none" strike="noStrike" cap="none" spc="0" normalizeH="0" baseline="0">
+            <a:ln>
+              <a:noFill/>
+            </a:ln>
+            <a:solidFill>
+              <a:srgbClr val="000000"/>
+            </a:solidFill>
+            <a:effectLst/>
+            <a:uFillTx/>
+          </a:defRPr>
+        </a:lvl8pPr>
+        <a:lvl9pPr marL="0" marR="0" indent="0" algn="l" defTabSz="914400" rtl="0" fontAlgn="auto" latinLnBrk="1" hangingPunct="0">
+          <a:lnSpc>
+            <a:spcPct val="100000"/>
+          </a:lnSpc>
+          <a:spcBef>
+            <a:spcPts val="0"/>
+          </a:spcBef>
+          <a:spcAft>
+            <a:spcPts val="0"/>
+          </a:spcAft>
+          <a:buClrTx/>
+          <a:buSzTx/>
+          <a:buFontTx/>
+          <a:buNone/>
+          <a:tabLst/>
+          <a:defRPr kumimoji="0" sz="1800" b="0" i="0" u="none" strike="noStrike" cap="none" spc="0" normalizeH="0" baseline="0">
+            <a:ln>
+              <a:noFill/>
+            </a:ln>
+            <a:solidFill>
+              <a:srgbClr val="000000"/>
+            </a:solidFill>
+            <a:effectLst/>
+            <a:uFillTx/>
+          </a:defRPr>
+        </a:lvl9pPr>
+      </a:lstStyle>
+      <a:style>
+        <a:lnRef idx="0">
+          <a:scrgbClr r="0" g="0" b="0"/>
+        </a:lnRef>
+        <a:fillRef idx="0">
+          <a:scrgbClr r="0" g="0" b="0"/>
+        </a:fillRef>
+        <a:effectRef idx="0">
+          <a:scrgbClr r="0" g="0" b="0"/>
+        </a:effectRef>
+        <a:fontRef idx="none"/>
+      </a:style>
+    </a:lnDef>
+    <a:txDef>
+      <a:spPr>
+        <a:noFill/>
+        <a:ln w="12700" cap="flat">
+          <a:noFill/>
+          <a:miter lim="400000"/>
+        </a:ln>
+        <a:effectLst/>
+        <a:sp3d/>
+      </a:spPr>
+      <a:bodyPr rot="0" spcFirstLastPara="1" vertOverflow="overflow" horzOverflow="overflow" vert="horz" wrap="square" lIns="45718" tIns="45718" rIns="45718" bIns="45718" numCol="1" spcCol="38100" rtlCol="0" anchor="t">
+        <a:spAutoFit/>
+      </a:bodyPr>
+      <a:lstStyle>
+        <a:defPPr marL="0" marR="0" indent="0" algn="l" defTabSz="914400" rtl="0" fontAlgn="auto" latinLnBrk="0" hangingPunct="0">
+          <a:lnSpc>
+            <a:spcPct val="100000"/>
+          </a:lnSpc>
+          <a:spcBef>
+            <a:spcPts val="0"/>
+          </a:spcBef>
+          <a:spcAft>
+            <a:spcPts val="0"/>
+          </a:spcAft>
+          <a:buClrTx/>
+          <a:buSzTx/>
+          <a:buFontTx/>
+          <a:buNone/>
+          <a:tabLst/>
+          <a:defRPr kumimoji="0" sz="1800" b="0" i="0" u="none" strike="noStrike" cap="none" spc="0" normalizeH="0" baseline="0">
+            <a:ln>
+              <a:noFill/>
+            </a:ln>
+            <a:solidFill>
+              <a:srgbClr val="000000"/>
+            </a:solidFill>
+            <a:effectLst/>
+            <a:uFillTx/>
+            <a:latin typeface="+mn-lt"/>
+            <a:ea typeface="+mn-ea"/>
+            <a:cs typeface="+mn-cs"/>
+            <a:sym typeface="Helvetica Neue"/>
+          </a:defRPr>
+        </a:defPPr>
+        <a:lvl1pPr marL="0" marR="0" indent="0" algn="l" defTabSz="914400" rtl="0" fontAlgn="auto" latinLnBrk="1" hangingPunct="0">
+          <a:lnSpc>
+            <a:spcPct val="100000"/>
+          </a:lnSpc>
+          <a:spcBef>
+            <a:spcPts val="0"/>
+          </a:spcBef>
+          <a:spcAft>
+            <a:spcPts val="0"/>
+          </a:spcAft>
+          <a:buClrTx/>
+          <a:buSzTx/>
+          <a:buFontTx/>
+          <a:buNone/>
+          <a:tabLst/>
+          <a:defRPr kumimoji="0" sz="1800" b="0" i="0" u="none" strike="noStrike" cap="none" spc="0" normalizeH="0" baseline="0">
+            <a:ln>
+              <a:noFill/>
+            </a:ln>
+            <a:solidFill>
+              <a:srgbClr val="000000"/>
+            </a:solidFill>
+            <a:effectLst/>
+            <a:uFillTx/>
+          </a:defRPr>
+        </a:lvl1pPr>
+        <a:lvl2pPr marL="0" marR="0" indent="0" algn="l" defTabSz="914400" rtl="0" fontAlgn="auto" latinLnBrk="1" hangingPunct="0">
+          <a:lnSpc>
+            <a:spcPct val="100000"/>
+          </a:lnSpc>
+          <a:spcBef>
+            <a:spcPts val="0"/>
+          </a:spcBef>
+          <a:spcAft>
+            <a:spcPts val="0"/>
+          </a:spcAft>
+          <a:buClrTx/>
+          <a:buSzTx/>
+          <a:buFontTx/>
+          <a:buNone/>
+          <a:tabLst/>
+          <a:defRPr kumimoji="0" sz="1800" b="0" i="0" u="none" strike="noStrike" cap="none" spc="0" normalizeH="0" baseline="0">
+            <a:ln>
+              <a:noFill/>
+            </a:ln>
+            <a:solidFill>
+              <a:srgbClr val="000000"/>
+            </a:solidFill>
+            <a:effectLst/>
+            <a:uFillTx/>
+          </a:defRPr>
+        </a:lvl2pPr>
+        <a:lvl3pPr marL="0" marR="0" indent="0" algn="l" defTabSz="914400" rtl="0" fontAlgn="auto" latinLnBrk="1" hangingPunct="0">
+          <a:lnSpc>
+            <a:spcPct val="100000"/>
+          </a:lnSpc>
+          <a:spcBef>
+            <a:spcPts val="0"/>
+          </a:spcBef>
+          <a:spcAft>
+            <a:spcPts val="0"/>
+          </a:spcAft>
+          <a:buClrTx/>
+          <a:buSzTx/>
+          <a:buFontTx/>
+          <a:buNone/>
+          <a:tabLst/>
+          <a:defRPr kumimoji="0" sz="1800" b="0" i="0" u="none" strike="noStrike" cap="none" spc="0" normalizeH="0" baseline="0">
+            <a:ln>
+              <a:noFill/>
+            </a:ln>
+            <a:solidFill>
+              <a:srgbClr val="000000"/>
+            </a:solidFill>
+            <a:effectLst/>
+            <a:uFillTx/>
+          </a:defRPr>
+        </a:lvl3pPr>
+        <a:lvl4pPr marL="0" marR="0" indent="0" algn="l" defTabSz="914400" rtl="0" fontAlgn="auto" latinLnBrk="1" hangingPunct="0">
+          <a:lnSpc>
+            <a:spcPct val="100000"/>
+          </a:lnSpc>
+          <a:spcBef>
+            <a:spcPts val="0"/>
+          </a:spcBef>
+          <a:spcAft>
+            <a:spcPts val="0"/>
+          </a:spcAft>
+          <a:buClrTx/>
+          <a:buSzTx/>
+          <a:buFontTx/>
+          <a:buNone/>
+          <a:tabLst/>
+          <a:defRPr kumimoji="0" sz="1800" b="0" i="0" u="none" strike="noStrike" cap="none" spc="0" normalizeH="0" baseline="0">
+            <a:ln>
+              <a:noFill/>
+            </a:ln>
+            <a:solidFill>
+              <a:srgbClr val="000000"/>
+            </a:solidFill>
+            <a:effectLst/>
+            <a:uFillTx/>
+          </a:defRPr>
+        </a:lvl4pPr>
+        <a:lvl5pPr marL="0" marR="0" indent="0" algn="l" defTabSz="914400" rtl="0" fontAlgn="auto" latinLnBrk="1" hangingPunct="0">
+          <a:lnSpc>
+            <a:spcPct val="100000"/>
+          </a:lnSpc>
+          <a:spcBef>
+            <a:spcPts val="0"/>
+          </a:spcBef>
+          <a:spcAft>
+            <a:spcPts val="0"/>
+          </a:spcAft>
+          <a:buClrTx/>
+          <a:buSzTx/>
+          <a:buFontTx/>
+          <a:buNone/>
+          <a:tabLst/>
+          <a:defRPr kumimoji="0" sz="1800" b="0" i="0" u="none" strike="noStrike" cap="none" spc="0" normalizeH="0" baseline="0">
+            <a:ln>
+              <a:noFill/>
+            </a:ln>
+            <a:solidFill>
+              <a:srgbClr val="000000"/>
+            </a:solidFill>
+            <a:effectLst/>
+            <a:uFillTx/>
+          </a:defRPr>
+        </a:lvl5pPr>
+        <a:lvl6pPr marL="0" marR="0" indent="0" algn="l" defTabSz="914400" rtl="0" fontAlgn="auto" latinLnBrk="1" hangingPunct="0">
+          <a:lnSpc>
+            <a:spcPct val="100000"/>
+          </a:lnSpc>
+          <a:spcBef>
+            <a:spcPts val="0"/>
+          </a:spcBef>
+          <a:spcAft>
+            <a:spcPts val="0"/>
+          </a:spcAft>
+          <a:buClrTx/>
+          <a:buSzTx/>
+          <a:buFontTx/>
+          <a:buNone/>
+          <a:tabLst/>
+          <a:defRPr kumimoji="0" sz="1800" b="0" i="0" u="none" strike="noStrike" cap="none" spc="0" normalizeH="0" baseline="0">
+            <a:ln>
+              <a:noFill/>
+            </a:ln>
+            <a:solidFill>
+              <a:srgbClr val="000000"/>
+            </a:solidFill>
+            <a:effectLst/>
+            <a:uFillTx/>
+          </a:defRPr>
+        </a:lvl6pPr>
+        <a:lvl7pPr marL="0" marR="0" indent="0" algn="l" defTabSz="914400" rtl="0" fontAlgn="auto" latinLnBrk="1" hangingPunct="0">
+          <a:lnSpc>
+            <a:spcPct val="100000"/>
+          </a:lnSpc>
+          <a:spcBef>
+            <a:spcPts val="0"/>
+          </a:spcBef>
+          <a:spcAft>
+            <a:spcPts val="0"/>
+          </a:spcAft>
+          <a:buClrTx/>
+          <a:buSzTx/>
+          <a:buFontTx/>
+          <a:buNone/>
+          <a:tabLst/>
+          <a:defRPr kumimoji="0" sz="1800" b="0" i="0" u="none" strike="noStrike" cap="none" spc="0" normalizeH="0" baseline="0">
+            <a:ln>
+              <a:noFill/>
+            </a:ln>
+            <a:solidFill>
+              <a:srgbClr val="000000"/>
+            </a:solidFill>
+            <a:effectLst/>
+            <a:uFillTx/>
+          </a:defRPr>
+        </a:lvl7pPr>
+        <a:lvl8pPr marL="0" marR="0" indent="0" algn="l" defTabSz="914400" rtl="0" fontAlgn="auto" latinLnBrk="1" hangingPunct="0">
+          <a:lnSpc>
+            <a:spcPct val="100000"/>
+          </a:lnSpc>
+          <a:spcBef>
+            <a:spcPts val="0"/>
+          </a:spcBef>
+          <a:spcAft>
+            <a:spcPts val="0"/>
+          </a:spcAft>
+          <a:buClrTx/>
+          <a:buSzTx/>
+          <a:buFontTx/>
+          <a:buNone/>
+          <a:tabLst/>
+          <a:defRPr kumimoji="0" sz="1800" b="0" i="0" u="none" strike="noStrike" cap="none" spc="0" normalizeH="0" baseline="0">
+            <a:ln>
+              <a:noFill/>
+            </a:ln>
+            <a:solidFill>
+              <a:srgbClr val="000000"/>
+            </a:solidFill>
+            <a:effectLst/>
+            <a:uFillTx/>
+          </a:defRPr>
+        </a:lvl8pPr>
+        <a:lvl9pPr marL="0" marR="0" indent="0" algn="l" defTabSz="914400" rtl="0" fontAlgn="auto" latinLnBrk="1" hangingPunct="0">
+          <a:lnSpc>
+            <a:spcPct val="100000"/>
+          </a:lnSpc>
+          <a:spcBef>
+            <a:spcPts val="0"/>
+          </a:spcBef>
+          <a:spcAft>
+            <a:spcPts val="0"/>
+          </a:spcAft>
+          <a:buClrTx/>
+          <a:buSzTx/>
+          <a:buFontTx/>
+          <a:buNone/>
+          <a:tabLst/>
+          <a:defRPr kumimoji="0" sz="1800" b="0" i="0" u="none" strike="noStrike" cap="none" spc="0" normalizeH="0" baseline="0">
+            <a:ln>
+              <a:noFill/>
+            </a:ln>
+            <a:solidFill>
+              <a:srgbClr val="000000"/>
+            </a:solidFill>
+            <a:effectLst/>
+            <a:uFillTx/>
+          </a:defRPr>
+        </a:lvl9pPr>
+      </a:lstStyle>
+      <a:style>
+        <a:lnRef idx="0">
+          <a:scrgbClr r="0" g="0" b="0"/>
+        </a:lnRef>
+        <a:fillRef idx="0">
+          <a:scrgbClr r="0" g="0" b="0"/>
+        </a:fillRef>
+        <a:effectRef idx="0">
+          <a:scrgbClr r="0" g="0" b="0"/>
+        </a:effectRef>
+        <a:fontRef idx="none"/>
+      </a:style>
+    </a:txDef>
+  </a:objectDefaults>
   <a:extraClrSchemeLst/>
-  <a:extLst>
-    <a:ext uri="{05A4C25C-085E-4340-85A3-A5531E510DB2}">
-      <thm15:themeFamily xmlns:thm15="http://schemas.microsoft.com/office/thememl/2012/main" name="Office Theme" id="{62F939B6-93AF-4DB8-9C6B-D6C7DFDC589F}" vid="{4A3C46E8-61CC-4603-A589-7422A47A8E4A}"/>
-    </a:ext>
-  </a:extLst>
 </a:theme>
-</file>
-
-<file path=customXml/item1.xml><?xml version="1.0" encoding="utf-8"?>
-<b:Sources xmlns:b="http://schemas.openxmlformats.org/officeDocument/2006/bibliography" xmlns="http://schemas.openxmlformats.org/officeDocument/2006/bibliography" SelectedStyle="\APASixthEditionOfficeOnline.xsl" StyleName="APA" Version="6"/>
-</file>
-
-<file path=customXml/itemProps1.xml><?xml version="1.0" encoding="utf-8"?>
-<ds:datastoreItem xmlns:ds="http://schemas.openxmlformats.org/officeDocument/2006/customXml" ds:itemID="{08ECD0A0-BF21-406B-95AD-27F8B8D27501}">
-  <ds:schemaRefs>
-    <ds:schemaRef ds:uri="http://schemas.openxmlformats.org/officeDocument/2006/bibliography"/>
-  </ds:schemaRefs>
-</ds:datastoreItem>
 </file>